--- a/documentation/calibration_methods.docx
+++ b/documentation/calibration_methods.docx
@@ -303,6 +303,29 @@
               <w:t xml:space="preserve">8/4-5 starting values </w:t>
             </w:r>
           </w:p>
+          <w:p>
+            <w:pPr>
+              <w:rPr>
+                <w:sz w:val="20"/>
+                <w:szCs w:val="20"/>
+              </w:rPr>
+            </w:pPr>
+          </w:p>
+          <w:p>
+            <w:pPr>
+              <w:rPr>
+                <w:sz w:val="20"/>
+                <w:szCs w:val="20"/>
+              </w:rPr>
+            </w:pPr>
+            <w:r>
+              <w:rPr>
+                <w:sz w:val="20"/>
+                <w:szCs w:val="20"/>
+              </w:rPr>
+              <w:t>(Except remainder models – start from prior)</w:t>
+            </w:r>
+          </w:p>
         </w:tc>
         <w:tc>
           <w:tcPr>
@@ -1516,7 +1539,46 @@
                 <w:sz w:val="20"/>
                 <w:szCs w:val="20"/>
               </w:rPr>
-              <w:t xml:space="preserve">Y; </w:t>
+              <w:t>4/10 update: run from prior, but with population data through 2040</w:t>
+            </w:r>
+            <w:r>
+              <w:rPr>
+                <w:sz w:val="20"/>
+                <w:szCs w:val="20"/>
+              </w:rPr>
+              <w:t xml:space="preserve"> (whole calibration has to run through 2041 now)</w:t>
+            </w:r>
+          </w:p>
+          <w:p>
+            <w:pPr>
+              <w:rPr>
+                <w:sz w:val="20"/>
+                <w:szCs w:val="20"/>
+              </w:rPr>
+            </w:pPr>
+          </w:p>
+          <w:p>
+            <w:pPr>
+              <w:rPr>
+                <w:sz w:val="20"/>
+                <w:szCs w:val="20"/>
+              </w:rPr>
+            </w:pPr>
+            <w:proofErr w:type="gramStart"/>
+            <w:r>
+              <w:rPr>
+                <w:sz w:val="20"/>
+                <w:szCs w:val="20"/>
+              </w:rPr>
+              <w:t>Y;</w:t>
+            </w:r>
+            <w:proofErr w:type="gramEnd"/>
+            <w:r>
+              <w:rPr>
+                <w:sz w:val="20"/>
+                <w:szCs w:val="20"/>
+              </w:rPr>
+              <w:t xml:space="preserve"> </w:t>
             </w:r>
             <w:r>
               <w:rPr>
@@ -1544,7 +1606,30 @@
                 <w:sz w:val="20"/>
                 <w:szCs w:val="20"/>
               </w:rPr>
-              <w:t>Y</w:t>
+              <w:t xml:space="preserve">N (4/10 update) </w:t>
+            </w:r>
+          </w:p>
+          <w:p>
+            <w:pPr>
+              <w:rPr>
+                <w:sz w:val="20"/>
+                <w:szCs w:val="20"/>
+              </w:rPr>
+            </w:pPr>
+          </w:p>
+          <w:p>
+            <w:pPr>
+              <w:rPr>
+                <w:sz w:val="20"/>
+                <w:szCs w:val="20"/>
+              </w:rPr>
+            </w:pPr>
+            <w:r>
+              <w:rPr>
+                <w:sz w:val="20"/>
+                <w:szCs w:val="20"/>
+              </w:rPr>
+              <w:t>Y (old)</w:t>
             </w:r>
           </w:p>
         </w:tc>
@@ -1611,7 +1696,39 @@
                 <w:sz w:val="20"/>
                 <w:szCs w:val="20"/>
               </w:rPr>
-              <w:t xml:space="preserve">Y; </w:t>
+              <w:t>4/10 update running</w:t>
+            </w:r>
+          </w:p>
+          <w:p>
+            <w:pPr>
+              <w:rPr>
+                <w:sz w:val="20"/>
+                <w:szCs w:val="20"/>
+              </w:rPr>
+            </w:pPr>
+          </w:p>
+          <w:p>
+            <w:pPr>
+              <w:rPr>
+                <w:sz w:val="20"/>
+                <w:szCs w:val="20"/>
+              </w:rPr>
+            </w:pPr>
+            <w:proofErr w:type="gramStart"/>
+            <w:r>
+              <w:rPr>
+                <w:sz w:val="20"/>
+                <w:szCs w:val="20"/>
+              </w:rPr>
+              <w:t>Y;</w:t>
+            </w:r>
+            <w:proofErr w:type="gramEnd"/>
+            <w:r>
+              <w:rPr>
+                <w:sz w:val="20"/>
+                <w:szCs w:val="20"/>
+              </w:rPr>
+              <w:t xml:space="preserve"> </w:t>
             </w:r>
             <w:r>
               <w:rPr>
@@ -1639,7 +1756,30 @@
                 <w:sz w:val="20"/>
                 <w:szCs w:val="20"/>
               </w:rPr>
-              <w:t>Y</w:t>
+              <w:t xml:space="preserve">N (4/10 update) </w:t>
+            </w:r>
+          </w:p>
+          <w:p>
+            <w:pPr>
+              <w:rPr>
+                <w:sz w:val="20"/>
+                <w:szCs w:val="20"/>
+              </w:rPr>
+            </w:pPr>
+          </w:p>
+          <w:p>
+            <w:pPr>
+              <w:rPr>
+                <w:sz w:val="20"/>
+                <w:szCs w:val="20"/>
+              </w:rPr>
+            </w:pPr>
+            <w:r>
+              <w:rPr>
+                <w:sz w:val="20"/>
+                <w:szCs w:val="20"/>
+              </w:rPr>
+              <w:t>Y (old)</w:t>
             </w:r>
           </w:p>
         </w:tc>
@@ -1664,6 +1804,7 @@
                 <w:sz w:val="20"/>
                 <w:szCs w:val="20"/>
               </w:rPr>
+              <w:lastRenderedPageBreak/>
               <w:t>R1 upper middle</w:t>
             </w:r>
           </w:p>
@@ -1706,7 +1847,39 @@
                 <w:sz w:val="20"/>
                 <w:szCs w:val="20"/>
               </w:rPr>
-              <w:t xml:space="preserve">Y; </w:t>
+              <w:t>4/10 update running</w:t>
+            </w:r>
+          </w:p>
+          <w:p>
+            <w:pPr>
+              <w:rPr>
+                <w:sz w:val="20"/>
+                <w:szCs w:val="20"/>
+              </w:rPr>
+            </w:pPr>
+          </w:p>
+          <w:p>
+            <w:pPr>
+              <w:rPr>
+                <w:sz w:val="20"/>
+                <w:szCs w:val="20"/>
+              </w:rPr>
+            </w:pPr>
+            <w:proofErr w:type="gramStart"/>
+            <w:r>
+              <w:rPr>
+                <w:sz w:val="20"/>
+                <w:szCs w:val="20"/>
+              </w:rPr>
+              <w:t>Y;</w:t>
+            </w:r>
+            <w:proofErr w:type="gramEnd"/>
+            <w:r>
+              <w:rPr>
+                <w:sz w:val="20"/>
+                <w:szCs w:val="20"/>
+              </w:rPr>
+              <w:t xml:space="preserve"> </w:t>
             </w:r>
             <w:r>
               <w:rPr>
@@ -1734,7 +1907,30 @@
                 <w:sz w:val="20"/>
                 <w:szCs w:val="20"/>
               </w:rPr>
-              <w:t>Y</w:t>
+              <w:t xml:space="preserve">N (4/10 update) </w:t>
+            </w:r>
+          </w:p>
+          <w:p>
+            <w:pPr>
+              <w:rPr>
+                <w:sz w:val="20"/>
+                <w:szCs w:val="20"/>
+              </w:rPr>
+            </w:pPr>
+          </w:p>
+          <w:p>
+            <w:pPr>
+              <w:rPr>
+                <w:sz w:val="20"/>
+                <w:szCs w:val="20"/>
+              </w:rPr>
+            </w:pPr>
+            <w:r>
+              <w:rPr>
+                <w:sz w:val="20"/>
+                <w:szCs w:val="20"/>
+              </w:rPr>
+              <w:t>Y (old)</w:t>
             </w:r>
           </w:p>
         </w:tc>
@@ -1801,6 +1997,29 @@
                 <w:sz w:val="20"/>
                 <w:szCs w:val="20"/>
               </w:rPr>
+              <w:t xml:space="preserve">4/10 update: include this step </w:t>
+            </w:r>
+          </w:p>
+          <w:p>
+            <w:pPr>
+              <w:rPr>
+                <w:sz w:val="20"/>
+                <w:szCs w:val="20"/>
+              </w:rPr>
+            </w:pPr>
+          </w:p>
+          <w:p>
+            <w:pPr>
+              <w:rPr>
+                <w:sz w:val="20"/>
+                <w:szCs w:val="20"/>
+              </w:rPr>
+            </w:pPr>
+            <w:r>
+              <w:rPr>
+                <w:sz w:val="20"/>
+                <w:szCs w:val="20"/>
+              </w:rPr>
               <w:t>N</w:t>
             </w:r>
           </w:p>
@@ -1822,7 +2041,44 @@
                 <w:sz w:val="20"/>
                 <w:szCs w:val="20"/>
               </w:rPr>
-              <w:t>Start</w:t>
+              <w:t xml:space="preserve">N (4/10 update) </w:t>
+            </w:r>
+          </w:p>
+          <w:p>
+            <w:pPr>
+              <w:rPr>
+                <w:sz w:val="20"/>
+                <w:szCs w:val="20"/>
+              </w:rPr>
+            </w:pPr>
+          </w:p>
+          <w:p>
+            <w:pPr>
+              <w:rPr>
+                <w:sz w:val="20"/>
+                <w:szCs w:val="20"/>
+              </w:rPr>
+            </w:pPr>
+            <w:r>
+              <w:rPr>
+                <w:sz w:val="20"/>
+                <w:szCs w:val="20"/>
+              </w:rPr>
+              <w:t>Y (old)</w:t>
+            </w:r>
+            <w:r>
+              <w:rPr>
+                <w:sz w:val="20"/>
+                <w:szCs w:val="20"/>
+              </w:rPr>
+              <w:t xml:space="preserve"> – s</w:t>
+            </w:r>
+            <w:r>
+              <w:rPr>
+                <w:sz w:val="20"/>
+                <w:szCs w:val="20"/>
+              </w:rPr>
+              <w:t>tart</w:t>
             </w:r>
             <w:r>
               <w:rPr>
@@ -2091,7 +2347,6 @@
           <w:sz w:val="20"/>
           <w:szCs w:val="20"/>
         </w:rPr>
-        <w:lastRenderedPageBreak/>
         <w:t xml:space="preserve">R1 high, UNAIDS remainder, Non-UNAIDS remainder skipped steps due to time (updated data manager with removed incorrect US data on 8/13; had to rerun these) </w:t>
       </w:r>
     </w:p>
@@ -2264,7 +2519,15 @@
         </w:numPr>
       </w:pPr>
       <w:r>
-        <w:t xml:space="preserve">Run 2 chains (generate all.results from 1 chain if both not ready yet) </w:t>
+        <w:t xml:space="preserve">Run 2 chains (generate </w:t>
+      </w:r>
+      <w:proofErr w:type="spellStart"/>
+      <w:r>
+        <w:t>all.results</w:t>
+      </w:r>
+      <w:proofErr w:type="spellEnd"/>
+      <w:r>
+        <w:t xml:space="preserve"> from 1 chain if both not ready yet) </w:t>
       </w:r>
     </w:p>
     <w:p>
@@ -2291,7 +2554,23 @@
         <w:t>SAVED</w:t>
       </w:r>
       <w:r>
-        <w:t xml:space="preserve"> in mcmc_runs/mcmc_files/merged</w:t>
+        <w:t xml:space="preserve"> in </w:t>
+      </w:r>
+      <w:proofErr w:type="spellStart"/>
+      <w:r>
+        <w:t>mcmc_runs</w:t>
+      </w:r>
+      <w:proofErr w:type="spellEnd"/>
+      <w:r>
+        <w:t>/</w:t>
+      </w:r>
+      <w:proofErr w:type="spellStart"/>
+      <w:r>
+        <w:t>mcmc_files</w:t>
+      </w:r>
+      <w:proofErr w:type="spellEnd"/>
+      <w:r>
+        <w:t>/merged</w:t>
       </w:r>
     </w:p>
     <w:p>
@@ -2303,7 +2582,15 @@
         </w:numPr>
       </w:pPr>
       <w:r>
-        <w:t>Pull simset from merged chain object</w:t>
+        <w:t xml:space="preserve">Pull </w:t>
+      </w:r>
+      <w:proofErr w:type="spellStart"/>
+      <w:r>
+        <w:t>simset</w:t>
+      </w:r>
+      <w:proofErr w:type="spellEnd"/>
+      <w:r>
+        <w:t xml:space="preserve"> from merged chain object</w:t>
       </w:r>
     </w:p>
     <w:p>
@@ -2318,7 +2605,15 @@
         <w:t xml:space="preserve">SAVED </w:t>
       </w:r>
       <w:r>
-        <w:t>in mcmc_runs as simset_X_chains12</w:t>
+        <w:t xml:space="preserve">in </w:t>
+      </w:r>
+      <w:proofErr w:type="spellStart"/>
+      <w:r>
+        <w:t>mcmc_runs</w:t>
+      </w:r>
+      <w:proofErr w:type="spellEnd"/>
+      <w:r>
+        <w:t xml:space="preserve"> as simset_X_chains12</w:t>
       </w:r>
       <w:r>
         <w:t xml:space="preserve"> (these are not run to 2040 though) </w:t>
@@ -2333,7 +2628,15 @@
         </w:numPr>
       </w:pPr>
       <w:r>
-        <w:t xml:space="preserve">Run simset to 2040 </w:t>
+        <w:t xml:space="preserve">Run </w:t>
+      </w:r>
+      <w:proofErr w:type="spellStart"/>
+      <w:r>
+        <w:t>simset</w:t>
+      </w:r>
+      <w:proofErr w:type="spellEnd"/>
+      <w:r>
+        <w:t xml:space="preserve"> to 2040 </w:t>
       </w:r>
     </w:p>
     <w:p>
@@ -2350,9 +2653,11 @@
       <w:r>
         <w:t xml:space="preserve">, 2040 </w:t>
       </w:r>
+      <w:proofErr w:type="spellStart"/>
       <w:r>
         <w:t>simset</w:t>
       </w:r>
+      <w:proofErr w:type="spellEnd"/>
     </w:p>
     <w:p>
       <w:pPr>
@@ -2366,8 +2671,13 @@
         <w:t>SAVED</w:t>
       </w:r>
       <w:r>
-        <w:t xml:space="preserve"> in cached as all.results_merged_X</w:t>
-      </w:r>
+        <w:t xml:space="preserve"> in cached as </w:t>
+      </w:r>
+      <w:proofErr w:type="spellStart"/>
+      <w:r>
+        <w:t>all.results_merged_X</w:t>
+      </w:r>
+      <w:proofErr w:type="spellEnd"/>
     </w:p>
     <w:p>
       <w:pPr>
@@ -2378,10 +2688,16 @@
         </w:numPr>
       </w:pPr>
       <w:r>
+        <w:lastRenderedPageBreak/>
         <w:t xml:space="preserve">Join country </w:t>
       </w:r>
-      <w:r>
-        <w:t>all.results (through 2040)</w:t>
+      <w:proofErr w:type="spellStart"/>
+      <w:r>
+        <w:t>all.results</w:t>
+      </w:r>
+      <w:proofErr w:type="spellEnd"/>
+      <w:r>
+        <w:t xml:space="preserve"> (through 2040)</w:t>
       </w:r>
       <w:r>
         <w:t xml:space="preserve"> into global combined object </w:t>
@@ -2399,7 +2715,46 @@
         <w:t>SAVED</w:t>
       </w:r>
       <w:r>
-        <w:t xml:space="preserve"> in cached as combined.countries or combined.countries.income, if using income breakdown</w:t>
+        <w:t xml:space="preserve"> in cached as </w:t>
+      </w:r>
+      <w:proofErr w:type="spellStart"/>
+      <w:r>
+        <w:t>combined.countries</w:t>
+      </w:r>
+      <w:proofErr w:type="spellEnd"/>
+      <w:r>
+        <w:t xml:space="preserve"> or </w:t>
+      </w:r>
+      <w:proofErr w:type="spellStart"/>
+      <w:r>
+        <w:t>combined.countries.income</w:t>
+      </w:r>
+      <w:proofErr w:type="spellEnd"/>
+      <w:r>
+        <w:t>, if using income breakdown</w:t>
+      </w:r>
+    </w:p>
+    <w:p>
+      <w:pPr>
+        <w:pStyle w:val="ListParagraph"/>
+        <w:numPr>
+          <w:ilvl w:val="2"/>
+          <w:numId w:val="2"/>
+        </w:numPr>
+      </w:pPr>
+      <w:r>
+        <w:t xml:space="preserve">Generate global </w:t>
+      </w:r>
+      <w:proofErr w:type="spellStart"/>
+      <w:r>
+        <w:t>simset</w:t>
+      </w:r>
+      <w:proofErr w:type="spellEnd"/>
+      <w:r>
+        <w:t xml:space="preserve"> from global combined object</w:t>
+      </w:r>
+      <w:r>
+        <w:t xml:space="preserve"> </w:t>
       </w:r>
     </w:p>
     <w:p>
@@ -2411,19 +2766,68 @@
         </w:numPr>
       </w:pPr>
       <w:r>
-        <w:t xml:space="preserve">Don’t really need this though </w:t>
+        <w:t xml:space="preserve">Top lines of </w:t>
+      </w:r>
+      <w:proofErr w:type="spellStart"/>
+      <w:r>
+        <w:t>run_combining_countries</w:t>
+      </w:r>
+      <w:proofErr w:type="spellEnd"/>
+      <w:r>
+        <w:t xml:space="preserve"> – have to convert “</w:t>
+      </w:r>
+      <w:proofErr w:type="spellStart"/>
+      <w:r>
+        <w:t>combined.countries</w:t>
+      </w:r>
+      <w:proofErr w:type="spellEnd"/>
+      <w:r>
+        <w:t xml:space="preserve">” object into an actual </w:t>
+      </w:r>
+      <w:proofErr w:type="spellStart"/>
+      <w:r>
+        <w:t>simset</w:t>
+      </w:r>
+      <w:proofErr w:type="spellEnd"/>
+      <w:r>
+        <w:t xml:space="preserve"> by taking a dummy </w:t>
+      </w:r>
+      <w:proofErr w:type="spellStart"/>
+      <w:r>
+        <w:t>simset</w:t>
+      </w:r>
+      <w:proofErr w:type="spellEnd"/>
+      <w:r>
+        <w:t xml:space="preserve"> (Mozambique) and replacing it </w:t>
+      </w:r>
+      <w:r>
+        <w:t>w</w:t>
+      </w:r>
+      <w:r>
+        <w:t xml:space="preserve">ith the combined </w:t>
+      </w:r>
+      <w:proofErr w:type="spellStart"/>
+      <w:r>
+        <w:t>simset</w:t>
+      </w:r>
+      <w:proofErr w:type="spellEnd"/>
+      <w:r>
+        <w:t xml:space="preserve"> list </w:t>
       </w:r>
     </w:p>
     <w:p>
       <w:pPr>
         <w:pStyle w:val="ListParagraph"/>
         <w:numPr>
-          <w:ilvl w:val="2"/>
+          <w:ilvl w:val="4"/>
           <w:numId w:val="2"/>
         </w:numPr>
       </w:pPr>
       <w:r>
-        <w:t>Generate global simset from global combined object</w:t>
+        <w:t xml:space="preserve">Do this for global as well as the combined income models </w:t>
+      </w:r>
+      <w:r>
+        <w:t xml:space="preserve"> </w:t>
       </w:r>
     </w:p>
     <w:p>
@@ -2444,16 +2848,26 @@
       <w:r>
         <w:t xml:space="preserve"> in cached as </w:t>
       </w:r>
+      <w:proofErr w:type="spellStart"/>
       <w:r>
         <w:rPr>
           <w:b/>
           <w:bCs/>
         </w:rPr>
-        <w:t>simset_global_</w:t>
+        <w:t>simset_global</w:t>
+      </w:r>
+      <w:proofErr w:type="spellEnd"/>
+      <w:r>
+        <w:rPr>
+          <w:b/>
+          <w:bCs/>
+        </w:rPr>
+        <w:t>_</w:t>
       </w:r>
       <w:r>
         <w:t xml:space="preserve"> or </w:t>
       </w:r>
+      <w:proofErr w:type="spellStart"/>
       <w:r>
         <w:rPr>
           <w:b/>
@@ -2461,6 +2875,7 @@
         </w:rPr>
         <w:t>simset_global_income</w:t>
       </w:r>
+      <w:proofErr w:type="spellEnd"/>
     </w:p>
     <w:p>
       <w:pPr>
@@ -2471,7 +2886,18 @@
         </w:numPr>
       </w:pPr>
       <w:r>
-        <w:t xml:space="preserve">Generate all results from global simset </w:t>
+        <w:t xml:space="preserve">Generate all results from global </w:t>
+      </w:r>
+      <w:proofErr w:type="spellStart"/>
+      <w:r>
+        <w:t>simset</w:t>
+      </w:r>
+      <w:proofErr w:type="spellEnd"/>
+      <w:r>
+        <w:t xml:space="preserve"> </w:t>
+      </w:r>
+      <w:r>
+        <w:t xml:space="preserve">and income simsets </w:t>
       </w:r>
     </w:p>
     <w:p>
@@ -2492,6 +2918,7 @@
       <w:r>
         <w:t xml:space="preserve"> in cached as </w:t>
       </w:r>
+      <w:proofErr w:type="spellStart"/>
       <w:r>
         <w:rPr>
           <w:b/>
@@ -2499,9 +2926,11 @@
         </w:rPr>
         <w:t>all.results_global</w:t>
       </w:r>
+      <w:proofErr w:type="spellEnd"/>
       <w:r>
         <w:t xml:space="preserve"> or </w:t>
       </w:r>
+      <w:proofErr w:type="spellStart"/>
       <w:r>
         <w:rPr>
           <w:b/>
@@ -2523,6 +2952,7 @@
         </w:rPr>
         <w:t>income</w:t>
       </w:r>
+      <w:proofErr w:type="spellEnd"/>
     </w:p>
     <w:p>
       <w:pPr>

--- a/documentation/calibration_methods.docx
+++ b/documentation/calibration_methods.docx
@@ -29,6 +29,2505 @@
         <w:t xml:space="preserve">Calibration methods </w:t>
       </w:r>
     </w:p>
+    <w:p>
+      <w:pPr>
+        <w:rPr>
+          <w:sz w:val="20"/>
+          <w:szCs w:val="20"/>
+        </w:rPr>
+      </w:pPr>
+      <w:r>
+        <w:rPr>
+          <w:sz w:val="20"/>
+          <w:szCs w:val="20"/>
+        </w:rPr>
+        <w:t>UPDATED 5/26</w:t>
+      </w:r>
+    </w:p>
+    <w:tbl>
+      <w:tblPr>
+        <w:tblStyle w:val="TableGrid"/>
+        <w:tblW w:w="13410" w:type="dxa"/>
+        <w:tblLook w:val="04A0" w:firstRow="1" w:lastRow="0" w:firstColumn="1" w:lastColumn="0" w:noHBand="0" w:noVBand="1"/>
+      </w:tblPr>
+      <w:tblGrid>
+        <w:gridCol w:w="430"/>
+        <w:gridCol w:w="2773"/>
+        <w:gridCol w:w="3311"/>
+        <w:gridCol w:w="3848"/>
+        <w:gridCol w:w="3048"/>
+      </w:tblGrid>
+      <w:tr>
+        <w:trPr>
+          <w:trHeight w:val="273"/>
+        </w:trPr>
+        <w:tc>
+          <w:tcPr>
+            <w:tcW w:w="3203" w:type="dxa"/>
+            <w:gridSpan w:val="2"/>
+          </w:tcPr>
+          <w:p>
+            <w:pPr>
+              <w:rPr>
+                <w:b/>
+                <w:bCs/>
+                <w:sz w:val="20"/>
+                <w:szCs w:val="20"/>
+              </w:rPr>
+            </w:pPr>
+          </w:p>
+        </w:tc>
+        <w:tc>
+          <w:tcPr>
+            <w:tcW w:w="3311" w:type="dxa"/>
+          </w:tcPr>
+          <w:p>
+            <w:pPr>
+              <w:rPr>
+                <w:b/>
+                <w:bCs/>
+                <w:sz w:val="20"/>
+                <w:szCs w:val="20"/>
+              </w:rPr>
+            </w:pPr>
+            <w:r>
+              <w:rPr>
+                <w:b/>
+                <w:bCs/>
+                <w:sz w:val="20"/>
+                <w:szCs w:val="20"/>
+              </w:rPr>
+              <w:t>Step 1</w:t>
+            </w:r>
+          </w:p>
+        </w:tc>
+        <w:tc>
+          <w:tcPr>
+            <w:tcW w:w="3848" w:type="dxa"/>
+          </w:tcPr>
+          <w:p>
+            <w:pPr>
+              <w:rPr>
+                <w:b/>
+                <w:bCs/>
+                <w:sz w:val="20"/>
+                <w:szCs w:val="20"/>
+              </w:rPr>
+            </w:pPr>
+            <w:r>
+              <w:rPr>
+                <w:b/>
+                <w:bCs/>
+                <w:sz w:val="20"/>
+                <w:szCs w:val="20"/>
+              </w:rPr>
+              <w:t>Step 2</w:t>
+            </w:r>
+          </w:p>
+        </w:tc>
+        <w:tc>
+          <w:tcPr>
+            <w:tcW w:w="3048" w:type="dxa"/>
+          </w:tcPr>
+          <w:p>
+            <w:pPr>
+              <w:rPr>
+                <w:b/>
+                <w:bCs/>
+                <w:sz w:val="20"/>
+                <w:szCs w:val="20"/>
+              </w:rPr>
+            </w:pPr>
+            <w:r>
+              <w:rPr>
+                <w:b/>
+                <w:bCs/>
+                <w:sz w:val="20"/>
+                <w:szCs w:val="20"/>
+              </w:rPr>
+              <w:t>Step 3</w:t>
+            </w:r>
+          </w:p>
+        </w:tc>
+      </w:tr>
+      <w:tr>
+        <w:trPr>
+          <w:trHeight w:val="273"/>
+        </w:trPr>
+        <w:tc>
+          <w:tcPr>
+            <w:tcW w:w="3203" w:type="dxa"/>
+            <w:gridSpan w:val="2"/>
+          </w:tcPr>
+          <w:p>
+            <w:pPr>
+              <w:rPr>
+                <w:b/>
+                <w:bCs/>
+                <w:sz w:val="20"/>
+                <w:szCs w:val="20"/>
+              </w:rPr>
+            </w:pPr>
+            <w:r>
+              <w:rPr>
+                <w:b/>
+                <w:bCs/>
+                <w:sz w:val="20"/>
+                <w:szCs w:val="20"/>
+              </w:rPr>
+              <w:t>Method</w:t>
+            </w:r>
+          </w:p>
+        </w:tc>
+        <w:tc>
+          <w:tcPr>
+            <w:tcW w:w="3311" w:type="dxa"/>
+          </w:tcPr>
+          <w:p>
+            <w:pPr>
+              <w:rPr>
+                <w:sz w:val="20"/>
+                <w:szCs w:val="20"/>
+              </w:rPr>
+            </w:pPr>
+            <w:r>
+              <w:rPr>
+                <w:sz w:val="20"/>
+                <w:szCs w:val="20"/>
+              </w:rPr>
+              <w:t xml:space="preserve">Initial run of </w:t>
+            </w:r>
+            <w:r>
+              <w:rPr>
+                <w:sz w:val="20"/>
+                <w:szCs w:val="20"/>
+              </w:rPr>
+              <w:t>5</w:t>
+            </w:r>
+            <w:r>
+              <w:rPr>
+                <w:sz w:val="20"/>
+                <w:szCs w:val="20"/>
+              </w:rPr>
+              <w:t>0,000 with 1/8 weight</w:t>
+            </w:r>
+            <w:r>
+              <w:rPr>
+                <w:sz w:val="20"/>
+                <w:szCs w:val="20"/>
+              </w:rPr>
+              <w:t xml:space="preserve"> </w:t>
+            </w:r>
+          </w:p>
+        </w:tc>
+        <w:tc>
+          <w:tcPr>
+            <w:tcW w:w="3848" w:type="dxa"/>
+          </w:tcPr>
+          <w:p>
+            <w:pPr>
+              <w:rPr>
+                <w:sz w:val="20"/>
+                <w:szCs w:val="20"/>
+              </w:rPr>
+            </w:pPr>
+            <w:r>
+              <w:rPr>
+                <w:sz w:val="20"/>
+                <w:szCs w:val="20"/>
+              </w:rPr>
+              <w:t>Subsequent run of 50,000 with prevalence weight = 4</w:t>
+            </w:r>
+          </w:p>
+        </w:tc>
+        <w:tc>
+          <w:tcPr>
+            <w:tcW w:w="3048" w:type="dxa"/>
+          </w:tcPr>
+          <w:p>
+            <w:pPr>
+              <w:rPr>
+                <w:sz w:val="20"/>
+                <w:szCs w:val="20"/>
+              </w:rPr>
+            </w:pPr>
+            <w:r>
+              <w:rPr>
+                <w:sz w:val="20"/>
+                <w:szCs w:val="20"/>
+              </w:rPr>
+              <w:t xml:space="preserve">Final run of 100,000 at weight 1; across </w:t>
+            </w:r>
+            <w:r>
+              <w:rPr>
+                <w:sz w:val="20"/>
+                <w:szCs w:val="20"/>
+              </w:rPr>
+              <w:t xml:space="preserve">2 </w:t>
+            </w:r>
+            <w:r>
+              <w:rPr>
+                <w:sz w:val="20"/>
+                <w:szCs w:val="20"/>
+              </w:rPr>
+              <w:t xml:space="preserve">chains </w:t>
+            </w:r>
+          </w:p>
+          <w:p>
+            <w:pPr>
+              <w:rPr>
+                <w:sz w:val="20"/>
+                <w:szCs w:val="20"/>
+              </w:rPr>
+            </w:pPr>
+          </w:p>
+          <w:p>
+            <w:pPr>
+              <w:rPr>
+                <w:sz w:val="20"/>
+                <w:szCs w:val="20"/>
+              </w:rPr>
+            </w:pPr>
+            <w:r>
+              <w:rPr>
+                <w:sz w:val="20"/>
+                <w:szCs w:val="20"/>
+              </w:rPr>
+              <w:t>Trying mortality weight = 1/100 for 50k</w:t>
+            </w:r>
+            <w:r>
+              <w:rPr>
+                <w:sz w:val="20"/>
+                <w:szCs w:val="20"/>
+              </w:rPr>
+              <w:t xml:space="preserve"> first? </w:t>
+            </w:r>
+          </w:p>
+        </w:tc>
+      </w:tr>
+      <w:tr>
+        <w:trPr>
+          <w:trHeight w:val="273"/>
+        </w:trPr>
+        <w:tc>
+          <w:tcPr>
+            <w:tcW w:w="3203" w:type="dxa"/>
+            <w:gridSpan w:val="2"/>
+          </w:tcPr>
+          <w:p>
+            <w:pPr>
+              <w:rPr>
+                <w:b/>
+                <w:bCs/>
+                <w:sz w:val="20"/>
+                <w:szCs w:val="20"/>
+              </w:rPr>
+            </w:pPr>
+            <w:r>
+              <w:rPr>
+                <w:b/>
+                <w:bCs/>
+                <w:sz w:val="20"/>
+                <w:szCs w:val="20"/>
+              </w:rPr>
+              <w:t xml:space="preserve">Start from </w:t>
+            </w:r>
+          </w:p>
+        </w:tc>
+        <w:tc>
+          <w:tcPr>
+            <w:tcW w:w="3311" w:type="dxa"/>
+          </w:tcPr>
+          <w:p>
+            <w:pPr>
+              <w:rPr>
+                <w:sz w:val="20"/>
+                <w:szCs w:val="20"/>
+              </w:rPr>
+            </w:pPr>
+            <w:r>
+              <w:rPr>
+                <w:sz w:val="20"/>
+                <w:szCs w:val="20"/>
+              </w:rPr>
+              <w:t>Prior</w:t>
+            </w:r>
+          </w:p>
+        </w:tc>
+        <w:tc>
+          <w:tcPr>
+            <w:tcW w:w="3848" w:type="dxa"/>
+          </w:tcPr>
+          <w:p>
+            <w:pPr>
+              <w:rPr>
+                <w:sz w:val="20"/>
+                <w:szCs w:val="20"/>
+              </w:rPr>
+            </w:pPr>
+            <w:r>
+              <w:rPr>
+                <w:sz w:val="20"/>
+                <w:szCs w:val="20"/>
+              </w:rPr>
+              <w:t xml:space="preserve">5/29 starting values </w:t>
+            </w:r>
+          </w:p>
+          <w:p>
+            <w:pPr>
+              <w:rPr>
+                <w:sz w:val="20"/>
+                <w:szCs w:val="20"/>
+              </w:rPr>
+            </w:pPr>
+          </w:p>
+          <w:p>
+            <w:pPr>
+              <w:rPr>
+                <w:sz w:val="20"/>
+                <w:szCs w:val="20"/>
+              </w:rPr>
+            </w:pPr>
+          </w:p>
+        </w:tc>
+        <w:tc>
+          <w:tcPr>
+            <w:tcW w:w="3048" w:type="dxa"/>
+          </w:tcPr>
+          <w:p>
+            <w:pPr>
+              <w:rPr>
+                <w:sz w:val="20"/>
+                <w:szCs w:val="20"/>
+              </w:rPr>
+            </w:pPr>
+            <w:r>
+              <w:rPr>
+                <w:sz w:val="20"/>
+                <w:szCs w:val="20"/>
+              </w:rPr>
+              <w:t xml:space="preserve">6/2-3 starting values </w:t>
+            </w:r>
+            <w:r>
+              <w:rPr>
+                <w:sz w:val="20"/>
+                <w:szCs w:val="20"/>
+              </w:rPr>
+              <w:t xml:space="preserve"> </w:t>
+            </w:r>
+          </w:p>
+        </w:tc>
+      </w:tr>
+      <w:tr>
+        <w:trPr>
+          <w:trHeight w:val="273"/>
+        </w:trPr>
+        <w:tc>
+          <w:tcPr>
+            <w:tcW w:w="3203" w:type="dxa"/>
+            <w:gridSpan w:val="2"/>
+          </w:tcPr>
+          <w:p>
+            <w:pPr>
+              <w:rPr>
+                <w:b/>
+                <w:bCs/>
+                <w:sz w:val="20"/>
+                <w:szCs w:val="20"/>
+              </w:rPr>
+            </w:pPr>
+            <w:r>
+              <w:rPr>
+                <w:b/>
+                <w:bCs/>
+                <w:sz w:val="20"/>
+                <w:szCs w:val="20"/>
+              </w:rPr>
+              <w:t xml:space="preserve">Save at the end </w:t>
+            </w:r>
+          </w:p>
+        </w:tc>
+        <w:tc>
+          <w:tcPr>
+            <w:tcW w:w="3311" w:type="dxa"/>
+          </w:tcPr>
+          <w:p>
+            <w:pPr>
+              <w:rPr>
+                <w:sz w:val="20"/>
+                <w:szCs w:val="20"/>
+              </w:rPr>
+            </w:pPr>
+            <w:r>
+              <w:rPr>
+                <w:sz w:val="20"/>
+                <w:szCs w:val="20"/>
+              </w:rPr>
+              <w:t xml:space="preserve">5/29 starting values </w:t>
+            </w:r>
+          </w:p>
+        </w:tc>
+        <w:tc>
+          <w:tcPr>
+            <w:tcW w:w="3848" w:type="dxa"/>
+          </w:tcPr>
+          <w:p>
+            <w:pPr>
+              <w:rPr>
+                <w:sz w:val="20"/>
+                <w:szCs w:val="20"/>
+              </w:rPr>
+            </w:pPr>
+            <w:r>
+              <w:rPr>
+                <w:sz w:val="20"/>
+                <w:szCs w:val="20"/>
+              </w:rPr>
+              <w:t xml:space="preserve">6/2 starting values (except for Nigeria and Zimbabwe) </w:t>
+            </w:r>
+          </w:p>
+        </w:tc>
+        <w:tc>
+          <w:tcPr>
+            <w:tcW w:w="3048" w:type="dxa"/>
+          </w:tcPr>
+          <w:p>
+            <w:pPr>
+              <w:rPr>
+                <w:b/>
+                <w:bCs/>
+                <w:sz w:val="20"/>
+                <w:szCs w:val="20"/>
+              </w:rPr>
+            </w:pPr>
+            <w:r>
+              <w:rPr>
+                <w:sz w:val="20"/>
+                <w:szCs w:val="20"/>
+              </w:rPr>
+              <w:t xml:space="preserve">Final output </w:t>
+            </w:r>
+          </w:p>
+        </w:tc>
+      </w:tr>
+      <w:tr>
+        <w:trPr>
+          <w:trHeight w:val="259"/>
+        </w:trPr>
+        <w:tc>
+          <w:tcPr>
+            <w:tcW w:w="430" w:type="dxa"/>
+          </w:tcPr>
+          <w:p>
+            <w:pPr>
+              <w:rPr>
+                <w:sz w:val="20"/>
+                <w:szCs w:val="20"/>
+              </w:rPr>
+            </w:pPr>
+            <w:r>
+              <w:rPr>
+                <w:sz w:val="20"/>
+                <w:szCs w:val="20"/>
+              </w:rPr>
+              <w:t>1</w:t>
+            </w:r>
+          </w:p>
+        </w:tc>
+        <w:tc>
+          <w:tcPr>
+            <w:tcW w:w="2773" w:type="dxa"/>
+          </w:tcPr>
+          <w:p>
+            <w:pPr>
+              <w:rPr>
+                <w:sz w:val="20"/>
+                <w:szCs w:val="20"/>
+              </w:rPr>
+            </w:pPr>
+            <w:r>
+              <w:rPr>
+                <w:sz w:val="20"/>
+                <w:szCs w:val="20"/>
+              </w:rPr>
+              <w:t xml:space="preserve">Kenya </w:t>
+            </w:r>
+          </w:p>
+        </w:tc>
+        <w:tc>
+          <w:tcPr>
+            <w:tcW w:w="3311" w:type="dxa"/>
+          </w:tcPr>
+          <w:p>
+            <w:pPr>
+              <w:rPr>
+                <w:sz w:val="20"/>
+                <w:szCs w:val="20"/>
+              </w:rPr>
+            </w:pPr>
+            <w:r>
+              <w:rPr>
+                <w:sz w:val="20"/>
+                <w:szCs w:val="20"/>
+              </w:rPr>
+              <w:t>DONE</w:t>
+            </w:r>
+            <w:r>
+              <w:rPr>
+                <w:sz w:val="20"/>
+                <w:szCs w:val="20"/>
+              </w:rPr>
+              <w:t xml:space="preserve"> 5/2</w:t>
+            </w:r>
+            <w:r>
+              <w:rPr>
+                <w:sz w:val="20"/>
+                <w:szCs w:val="20"/>
+              </w:rPr>
+              <w:t>8</w:t>
+            </w:r>
+          </w:p>
+        </w:tc>
+        <w:tc>
+          <w:tcPr>
+            <w:tcW w:w="3848" w:type="dxa"/>
+          </w:tcPr>
+          <w:p>
+            <w:pPr>
+              <w:rPr>
+                <w:sz w:val="20"/>
+                <w:szCs w:val="20"/>
+              </w:rPr>
+            </w:pPr>
+            <w:r>
+              <w:rPr>
+                <w:sz w:val="20"/>
+                <w:szCs w:val="20"/>
+              </w:rPr>
+              <w:t>DONE 5/31</w:t>
+            </w:r>
+          </w:p>
+        </w:tc>
+        <w:tc>
+          <w:tcPr>
+            <w:tcW w:w="3048" w:type="dxa"/>
+          </w:tcPr>
+          <w:p>
+            <w:pPr>
+              <w:rPr>
+                <w:sz w:val="20"/>
+                <w:szCs w:val="20"/>
+              </w:rPr>
+            </w:pPr>
+          </w:p>
+        </w:tc>
+      </w:tr>
+      <w:tr>
+        <w:trPr>
+          <w:trHeight w:val="259"/>
+        </w:trPr>
+        <w:tc>
+          <w:tcPr>
+            <w:tcW w:w="430" w:type="dxa"/>
+          </w:tcPr>
+          <w:p>
+            <w:pPr>
+              <w:rPr>
+                <w:sz w:val="20"/>
+                <w:szCs w:val="20"/>
+              </w:rPr>
+            </w:pPr>
+            <w:r>
+              <w:rPr>
+                <w:sz w:val="20"/>
+                <w:szCs w:val="20"/>
+              </w:rPr>
+              <w:t>2</w:t>
+            </w:r>
+          </w:p>
+        </w:tc>
+        <w:tc>
+          <w:tcPr>
+            <w:tcW w:w="2773" w:type="dxa"/>
+          </w:tcPr>
+          <w:p>
+            <w:pPr>
+              <w:rPr>
+                <w:sz w:val="20"/>
+                <w:szCs w:val="20"/>
+              </w:rPr>
+            </w:pPr>
+            <w:r>
+              <w:rPr>
+                <w:sz w:val="20"/>
+                <w:szCs w:val="20"/>
+              </w:rPr>
+              <w:t xml:space="preserve">Malawi </w:t>
+            </w:r>
+          </w:p>
+        </w:tc>
+        <w:tc>
+          <w:tcPr>
+            <w:tcW w:w="3311" w:type="dxa"/>
+          </w:tcPr>
+          <w:p>
+            <w:pPr>
+              <w:rPr>
+                <w:sz w:val="20"/>
+                <w:szCs w:val="20"/>
+              </w:rPr>
+            </w:pPr>
+            <w:r>
+              <w:rPr>
+                <w:sz w:val="20"/>
+                <w:szCs w:val="20"/>
+              </w:rPr>
+              <w:t xml:space="preserve">DONE </w:t>
+            </w:r>
+            <w:r>
+              <w:rPr>
+                <w:sz w:val="20"/>
+                <w:szCs w:val="20"/>
+              </w:rPr>
+              <w:t>5/2</w:t>
+            </w:r>
+            <w:r>
+              <w:rPr>
+                <w:sz w:val="20"/>
+                <w:szCs w:val="20"/>
+              </w:rPr>
+              <w:t>8</w:t>
+            </w:r>
+          </w:p>
+        </w:tc>
+        <w:tc>
+          <w:tcPr>
+            <w:tcW w:w="3848" w:type="dxa"/>
+          </w:tcPr>
+          <w:p>
+            <w:pPr>
+              <w:rPr>
+                <w:sz w:val="20"/>
+                <w:szCs w:val="20"/>
+              </w:rPr>
+            </w:pPr>
+            <w:r>
+              <w:rPr>
+                <w:sz w:val="20"/>
+                <w:szCs w:val="20"/>
+              </w:rPr>
+              <w:t>DONE 5/31</w:t>
+            </w:r>
+            <w:r>
+              <w:rPr>
+                <w:sz w:val="20"/>
+                <w:szCs w:val="20"/>
+              </w:rPr>
+              <w:t xml:space="preserve"> </w:t>
+            </w:r>
+            <w:r>
+              <w:rPr>
+                <w:sz w:val="20"/>
+                <w:szCs w:val="20"/>
+              </w:rPr>
+              <w:t xml:space="preserve"> </w:t>
+            </w:r>
+          </w:p>
+        </w:tc>
+        <w:tc>
+          <w:tcPr>
+            <w:tcW w:w="3048" w:type="dxa"/>
+          </w:tcPr>
+          <w:p>
+            <w:pPr>
+              <w:rPr>
+                <w:sz w:val="20"/>
+                <w:szCs w:val="20"/>
+              </w:rPr>
+            </w:pPr>
+          </w:p>
+        </w:tc>
+      </w:tr>
+      <w:tr>
+        <w:trPr>
+          <w:trHeight w:val="259"/>
+        </w:trPr>
+        <w:tc>
+          <w:tcPr>
+            <w:tcW w:w="430" w:type="dxa"/>
+          </w:tcPr>
+          <w:p>
+            <w:pPr>
+              <w:rPr>
+                <w:sz w:val="20"/>
+                <w:szCs w:val="20"/>
+              </w:rPr>
+            </w:pPr>
+            <w:r>
+              <w:rPr>
+                <w:sz w:val="20"/>
+                <w:szCs w:val="20"/>
+              </w:rPr>
+              <w:t>3</w:t>
+            </w:r>
+          </w:p>
+        </w:tc>
+        <w:tc>
+          <w:tcPr>
+            <w:tcW w:w="2773" w:type="dxa"/>
+          </w:tcPr>
+          <w:p>
+            <w:pPr>
+              <w:rPr>
+                <w:sz w:val="20"/>
+                <w:szCs w:val="20"/>
+              </w:rPr>
+            </w:pPr>
+            <w:r>
+              <w:rPr>
+                <w:sz w:val="20"/>
+                <w:szCs w:val="20"/>
+              </w:rPr>
+              <w:t xml:space="preserve">Mozambique </w:t>
+            </w:r>
+          </w:p>
+        </w:tc>
+        <w:tc>
+          <w:tcPr>
+            <w:tcW w:w="3311" w:type="dxa"/>
+          </w:tcPr>
+          <w:p>
+            <w:pPr>
+              <w:rPr>
+                <w:sz w:val="20"/>
+                <w:szCs w:val="20"/>
+              </w:rPr>
+            </w:pPr>
+            <w:r>
+              <w:rPr>
+                <w:sz w:val="20"/>
+                <w:szCs w:val="20"/>
+              </w:rPr>
+              <w:t xml:space="preserve">DONE </w:t>
+            </w:r>
+            <w:r>
+              <w:rPr>
+                <w:sz w:val="20"/>
+                <w:szCs w:val="20"/>
+              </w:rPr>
+              <w:t xml:space="preserve">5/28 </w:t>
+            </w:r>
+            <w:r>
+              <w:rPr>
+                <w:sz w:val="20"/>
+                <w:szCs w:val="20"/>
+              </w:rPr>
+              <w:t xml:space="preserve"> </w:t>
+            </w:r>
+          </w:p>
+        </w:tc>
+        <w:tc>
+          <w:tcPr>
+            <w:tcW w:w="3848" w:type="dxa"/>
+          </w:tcPr>
+          <w:p>
+            <w:pPr>
+              <w:rPr>
+                <w:sz w:val="20"/>
+                <w:szCs w:val="20"/>
+              </w:rPr>
+            </w:pPr>
+            <w:r>
+              <w:rPr>
+                <w:sz w:val="20"/>
+                <w:szCs w:val="20"/>
+              </w:rPr>
+              <w:t>DONE 5/31</w:t>
+            </w:r>
+          </w:p>
+        </w:tc>
+        <w:tc>
+          <w:tcPr>
+            <w:tcW w:w="3048" w:type="dxa"/>
+          </w:tcPr>
+          <w:p>
+            <w:pPr>
+              <w:rPr>
+                <w:sz w:val="20"/>
+                <w:szCs w:val="20"/>
+              </w:rPr>
+            </w:pPr>
+          </w:p>
+        </w:tc>
+      </w:tr>
+      <w:tr>
+        <w:trPr>
+          <w:trHeight w:val="259"/>
+        </w:trPr>
+        <w:tc>
+          <w:tcPr>
+            <w:tcW w:w="430" w:type="dxa"/>
+          </w:tcPr>
+          <w:p>
+            <w:pPr>
+              <w:rPr>
+                <w:sz w:val="20"/>
+                <w:szCs w:val="20"/>
+              </w:rPr>
+            </w:pPr>
+            <w:r>
+              <w:rPr>
+                <w:sz w:val="20"/>
+                <w:szCs w:val="20"/>
+              </w:rPr>
+              <w:t>4</w:t>
+            </w:r>
+          </w:p>
+        </w:tc>
+        <w:tc>
+          <w:tcPr>
+            <w:tcW w:w="2773" w:type="dxa"/>
+          </w:tcPr>
+          <w:p>
+            <w:pPr>
+              <w:rPr>
+                <w:sz w:val="20"/>
+                <w:szCs w:val="20"/>
+              </w:rPr>
+            </w:pPr>
+            <w:r>
+              <w:rPr>
+                <w:sz w:val="20"/>
+                <w:szCs w:val="20"/>
+              </w:rPr>
+              <w:t>Nigeria</w:t>
+            </w:r>
+            <w:r>
+              <w:rPr>
+                <w:sz w:val="20"/>
+                <w:szCs w:val="20"/>
+              </w:rPr>
+              <w:t xml:space="preserve"> </w:t>
+            </w:r>
+          </w:p>
+        </w:tc>
+        <w:tc>
+          <w:tcPr>
+            <w:tcW w:w="3311" w:type="dxa"/>
+          </w:tcPr>
+          <w:p>
+            <w:pPr>
+              <w:rPr>
+                <w:sz w:val="20"/>
+                <w:szCs w:val="20"/>
+              </w:rPr>
+            </w:pPr>
+            <w:r>
+              <w:rPr>
+                <w:sz w:val="20"/>
+                <w:szCs w:val="20"/>
+              </w:rPr>
+              <w:t>DONE</w:t>
+            </w:r>
+            <w:r>
+              <w:rPr>
+                <w:sz w:val="20"/>
+                <w:szCs w:val="20"/>
+              </w:rPr>
+              <w:t xml:space="preserve"> </w:t>
+            </w:r>
+            <w:r>
+              <w:rPr>
+                <w:sz w:val="20"/>
+                <w:szCs w:val="20"/>
+              </w:rPr>
+              <w:t xml:space="preserve">5/29 </w:t>
+            </w:r>
+          </w:p>
+        </w:tc>
+        <w:tc>
+          <w:tcPr>
+            <w:tcW w:w="3848" w:type="dxa"/>
+          </w:tcPr>
+          <w:p>
+            <w:pPr>
+              <w:rPr>
+                <w:sz w:val="20"/>
+                <w:szCs w:val="20"/>
+              </w:rPr>
+            </w:pPr>
+            <w:r>
+              <w:rPr>
+                <w:sz w:val="20"/>
+                <w:szCs w:val="20"/>
+              </w:rPr>
+              <w:t>Running 5/29</w:t>
+            </w:r>
+            <w:r>
+              <w:rPr>
+                <w:sz w:val="20"/>
+                <w:szCs w:val="20"/>
+              </w:rPr>
+              <w:t>;</w:t>
+            </w:r>
+            <w:r>
+              <w:rPr>
+                <w:sz w:val="20"/>
+                <w:szCs w:val="20"/>
+              </w:rPr>
+              <w:t xml:space="preserve"> </w:t>
+            </w:r>
+            <w:r>
+              <w:rPr>
+                <w:sz w:val="20"/>
+                <w:szCs w:val="20"/>
+              </w:rPr>
+              <w:t xml:space="preserve">restarted around 59%; </w:t>
+            </w:r>
+            <w:r>
+              <w:rPr>
+                <w:sz w:val="20"/>
+                <w:szCs w:val="20"/>
+              </w:rPr>
+              <w:t>very</w:t>
+            </w:r>
+            <w:r>
+              <w:rPr>
+                <w:sz w:val="20"/>
+                <w:szCs w:val="20"/>
+              </w:rPr>
+              <w:t xml:space="preserve"> slow</w:t>
+            </w:r>
+          </w:p>
+        </w:tc>
+        <w:tc>
+          <w:tcPr>
+            <w:tcW w:w="3048" w:type="dxa"/>
+          </w:tcPr>
+          <w:p>
+            <w:pPr>
+              <w:rPr>
+                <w:sz w:val="20"/>
+                <w:szCs w:val="20"/>
+              </w:rPr>
+            </w:pPr>
+          </w:p>
+        </w:tc>
+      </w:tr>
+      <w:tr>
+        <w:trPr>
+          <w:trHeight w:val="259"/>
+        </w:trPr>
+        <w:tc>
+          <w:tcPr>
+            <w:tcW w:w="430" w:type="dxa"/>
+          </w:tcPr>
+          <w:p>
+            <w:pPr>
+              <w:rPr>
+                <w:sz w:val="20"/>
+                <w:szCs w:val="20"/>
+              </w:rPr>
+            </w:pPr>
+            <w:r>
+              <w:rPr>
+                <w:sz w:val="20"/>
+                <w:szCs w:val="20"/>
+              </w:rPr>
+              <w:t>5</w:t>
+            </w:r>
+          </w:p>
+        </w:tc>
+        <w:tc>
+          <w:tcPr>
+            <w:tcW w:w="2773" w:type="dxa"/>
+          </w:tcPr>
+          <w:p>
+            <w:pPr>
+              <w:rPr>
+                <w:sz w:val="20"/>
+                <w:szCs w:val="20"/>
+              </w:rPr>
+            </w:pPr>
+            <w:r>
+              <w:rPr>
+                <w:sz w:val="20"/>
+                <w:szCs w:val="20"/>
+              </w:rPr>
+              <w:t xml:space="preserve">South Africa </w:t>
+            </w:r>
+          </w:p>
+        </w:tc>
+        <w:tc>
+          <w:tcPr>
+            <w:tcW w:w="3311" w:type="dxa"/>
+          </w:tcPr>
+          <w:p>
+            <w:pPr>
+              <w:rPr>
+                <w:sz w:val="20"/>
+                <w:szCs w:val="20"/>
+              </w:rPr>
+            </w:pPr>
+            <w:r>
+              <w:rPr>
+                <w:sz w:val="20"/>
+                <w:szCs w:val="20"/>
+              </w:rPr>
+              <w:t>DONE</w:t>
+            </w:r>
+            <w:r>
+              <w:rPr>
+                <w:sz w:val="20"/>
+                <w:szCs w:val="20"/>
+              </w:rPr>
+              <w:t xml:space="preserve"> 5/2</w:t>
+            </w:r>
+            <w:r>
+              <w:rPr>
+                <w:sz w:val="20"/>
+                <w:szCs w:val="20"/>
+              </w:rPr>
+              <w:t>8</w:t>
+            </w:r>
+          </w:p>
+        </w:tc>
+        <w:tc>
+          <w:tcPr>
+            <w:tcW w:w="3848" w:type="dxa"/>
+          </w:tcPr>
+          <w:p>
+            <w:pPr>
+              <w:rPr>
+                <w:sz w:val="20"/>
+                <w:szCs w:val="20"/>
+              </w:rPr>
+            </w:pPr>
+            <w:r>
+              <w:rPr>
+                <w:sz w:val="20"/>
+                <w:szCs w:val="20"/>
+              </w:rPr>
+              <w:t>DONE 5/31</w:t>
+            </w:r>
+          </w:p>
+        </w:tc>
+        <w:tc>
+          <w:tcPr>
+            <w:tcW w:w="3048" w:type="dxa"/>
+          </w:tcPr>
+          <w:p>
+            <w:pPr>
+              <w:rPr>
+                <w:sz w:val="20"/>
+                <w:szCs w:val="20"/>
+              </w:rPr>
+            </w:pPr>
+          </w:p>
+        </w:tc>
+      </w:tr>
+      <w:tr>
+        <w:trPr>
+          <w:trHeight w:val="259"/>
+        </w:trPr>
+        <w:tc>
+          <w:tcPr>
+            <w:tcW w:w="430" w:type="dxa"/>
+          </w:tcPr>
+          <w:p>
+            <w:pPr>
+              <w:rPr>
+                <w:sz w:val="20"/>
+                <w:szCs w:val="20"/>
+              </w:rPr>
+            </w:pPr>
+            <w:r>
+              <w:rPr>
+                <w:sz w:val="20"/>
+                <w:szCs w:val="20"/>
+              </w:rPr>
+              <w:t>6</w:t>
+            </w:r>
+          </w:p>
+        </w:tc>
+        <w:tc>
+          <w:tcPr>
+            <w:tcW w:w="2773" w:type="dxa"/>
+          </w:tcPr>
+          <w:p>
+            <w:pPr>
+              <w:rPr>
+                <w:sz w:val="20"/>
+                <w:szCs w:val="20"/>
+              </w:rPr>
+            </w:pPr>
+            <w:r>
+              <w:rPr>
+                <w:sz w:val="20"/>
+                <w:szCs w:val="20"/>
+              </w:rPr>
+              <w:t xml:space="preserve">Tanzania </w:t>
+            </w:r>
+          </w:p>
+        </w:tc>
+        <w:tc>
+          <w:tcPr>
+            <w:tcW w:w="3311" w:type="dxa"/>
+          </w:tcPr>
+          <w:p>
+            <w:pPr>
+              <w:rPr>
+                <w:sz w:val="20"/>
+                <w:szCs w:val="20"/>
+              </w:rPr>
+            </w:pPr>
+            <w:r>
+              <w:rPr>
+                <w:sz w:val="20"/>
+                <w:szCs w:val="20"/>
+              </w:rPr>
+              <w:t xml:space="preserve">DONE </w:t>
+            </w:r>
+            <w:r>
+              <w:rPr>
+                <w:sz w:val="20"/>
+                <w:szCs w:val="20"/>
+              </w:rPr>
+              <w:t>5/2</w:t>
+            </w:r>
+            <w:r>
+              <w:rPr>
+                <w:sz w:val="20"/>
+                <w:szCs w:val="20"/>
+              </w:rPr>
+              <w:t>8</w:t>
+            </w:r>
+          </w:p>
+        </w:tc>
+        <w:tc>
+          <w:tcPr>
+            <w:tcW w:w="3848" w:type="dxa"/>
+          </w:tcPr>
+          <w:p>
+            <w:pPr>
+              <w:rPr>
+                <w:sz w:val="20"/>
+                <w:szCs w:val="20"/>
+              </w:rPr>
+            </w:pPr>
+            <w:r>
+              <w:rPr>
+                <w:sz w:val="20"/>
+                <w:szCs w:val="20"/>
+              </w:rPr>
+              <w:t>DONE 5/31</w:t>
+            </w:r>
+          </w:p>
+        </w:tc>
+        <w:tc>
+          <w:tcPr>
+            <w:tcW w:w="3048" w:type="dxa"/>
+          </w:tcPr>
+          <w:p>
+            <w:pPr>
+              <w:rPr>
+                <w:sz w:val="20"/>
+                <w:szCs w:val="20"/>
+              </w:rPr>
+            </w:pPr>
+          </w:p>
+        </w:tc>
+      </w:tr>
+      <w:tr>
+        <w:trPr>
+          <w:trHeight w:val="259"/>
+        </w:trPr>
+        <w:tc>
+          <w:tcPr>
+            <w:tcW w:w="430" w:type="dxa"/>
+          </w:tcPr>
+          <w:p>
+            <w:pPr>
+              <w:rPr>
+                <w:sz w:val="20"/>
+                <w:szCs w:val="20"/>
+              </w:rPr>
+            </w:pPr>
+            <w:r>
+              <w:rPr>
+                <w:sz w:val="20"/>
+                <w:szCs w:val="20"/>
+              </w:rPr>
+              <w:t>7</w:t>
+            </w:r>
+          </w:p>
+        </w:tc>
+        <w:tc>
+          <w:tcPr>
+            <w:tcW w:w="2773" w:type="dxa"/>
+          </w:tcPr>
+          <w:p>
+            <w:pPr>
+              <w:rPr>
+                <w:sz w:val="20"/>
+                <w:szCs w:val="20"/>
+              </w:rPr>
+            </w:pPr>
+            <w:r>
+              <w:rPr>
+                <w:sz w:val="20"/>
+                <w:szCs w:val="20"/>
+              </w:rPr>
+              <w:t>Uganda</w:t>
+            </w:r>
+            <w:r>
+              <w:rPr>
+                <w:sz w:val="20"/>
+                <w:szCs w:val="20"/>
+              </w:rPr>
+              <w:t xml:space="preserve"> </w:t>
+            </w:r>
+          </w:p>
+        </w:tc>
+        <w:tc>
+          <w:tcPr>
+            <w:tcW w:w="3311" w:type="dxa"/>
+          </w:tcPr>
+          <w:p>
+            <w:pPr>
+              <w:rPr>
+                <w:sz w:val="20"/>
+                <w:szCs w:val="20"/>
+              </w:rPr>
+            </w:pPr>
+            <w:r>
+              <w:rPr>
+                <w:sz w:val="20"/>
+                <w:szCs w:val="20"/>
+              </w:rPr>
+              <w:t xml:space="preserve">DONE 5/28 </w:t>
+            </w:r>
+          </w:p>
+        </w:tc>
+        <w:tc>
+          <w:tcPr>
+            <w:tcW w:w="3848" w:type="dxa"/>
+          </w:tcPr>
+          <w:p>
+            <w:pPr>
+              <w:rPr>
+                <w:sz w:val="20"/>
+                <w:szCs w:val="20"/>
+              </w:rPr>
+            </w:pPr>
+            <w:r>
+              <w:rPr>
+                <w:sz w:val="20"/>
+                <w:szCs w:val="20"/>
+              </w:rPr>
+              <w:t>DONE 5/31</w:t>
+            </w:r>
+            <w:r>
+              <w:rPr>
+                <w:sz w:val="20"/>
+                <w:szCs w:val="20"/>
+              </w:rPr>
+              <w:t xml:space="preserve"> </w:t>
+            </w:r>
+          </w:p>
+        </w:tc>
+        <w:tc>
+          <w:tcPr>
+            <w:tcW w:w="3048" w:type="dxa"/>
+          </w:tcPr>
+          <w:p>
+            <w:pPr>
+              <w:rPr>
+                <w:sz w:val="20"/>
+                <w:szCs w:val="20"/>
+              </w:rPr>
+            </w:pPr>
+          </w:p>
+        </w:tc>
+      </w:tr>
+      <w:tr>
+        <w:trPr>
+          <w:trHeight w:val="259"/>
+        </w:trPr>
+        <w:tc>
+          <w:tcPr>
+            <w:tcW w:w="430" w:type="dxa"/>
+          </w:tcPr>
+          <w:p>
+            <w:pPr>
+              <w:rPr>
+                <w:sz w:val="20"/>
+                <w:szCs w:val="20"/>
+              </w:rPr>
+            </w:pPr>
+            <w:r>
+              <w:rPr>
+                <w:sz w:val="20"/>
+                <w:szCs w:val="20"/>
+              </w:rPr>
+              <w:t>8</w:t>
+            </w:r>
+          </w:p>
+        </w:tc>
+        <w:tc>
+          <w:tcPr>
+            <w:tcW w:w="2773" w:type="dxa"/>
+          </w:tcPr>
+          <w:p>
+            <w:pPr>
+              <w:rPr>
+                <w:sz w:val="20"/>
+                <w:szCs w:val="20"/>
+              </w:rPr>
+            </w:pPr>
+            <w:r>
+              <w:rPr>
+                <w:sz w:val="20"/>
+                <w:szCs w:val="20"/>
+              </w:rPr>
+              <w:t xml:space="preserve">Zambia </w:t>
+            </w:r>
+          </w:p>
+        </w:tc>
+        <w:tc>
+          <w:tcPr>
+            <w:tcW w:w="3311" w:type="dxa"/>
+          </w:tcPr>
+          <w:p>
+            <w:pPr>
+              <w:rPr>
+                <w:sz w:val="20"/>
+                <w:szCs w:val="20"/>
+              </w:rPr>
+            </w:pPr>
+            <w:r>
+              <w:rPr>
+                <w:sz w:val="20"/>
+                <w:szCs w:val="20"/>
+              </w:rPr>
+              <w:t xml:space="preserve">DONE 5/29 </w:t>
+            </w:r>
+            <w:r>
+              <w:rPr>
+                <w:sz w:val="20"/>
+                <w:szCs w:val="20"/>
+              </w:rPr>
+              <w:t xml:space="preserve"> </w:t>
+            </w:r>
+          </w:p>
+        </w:tc>
+        <w:tc>
+          <w:tcPr>
+            <w:tcW w:w="3848" w:type="dxa"/>
+          </w:tcPr>
+          <w:p>
+            <w:pPr>
+              <w:rPr>
+                <w:sz w:val="20"/>
+                <w:szCs w:val="20"/>
+              </w:rPr>
+            </w:pPr>
+            <w:r>
+              <w:rPr>
+                <w:sz w:val="20"/>
+                <w:szCs w:val="20"/>
+              </w:rPr>
+              <w:t>DONE 6/1</w:t>
+            </w:r>
+            <w:r>
+              <w:rPr>
+                <w:sz w:val="20"/>
+                <w:szCs w:val="20"/>
+              </w:rPr>
+              <w:t xml:space="preserve"> </w:t>
+            </w:r>
+          </w:p>
+        </w:tc>
+        <w:tc>
+          <w:tcPr>
+            <w:tcW w:w="3048" w:type="dxa"/>
+          </w:tcPr>
+          <w:p>
+            <w:pPr>
+              <w:rPr>
+                <w:sz w:val="20"/>
+                <w:szCs w:val="20"/>
+              </w:rPr>
+            </w:pPr>
+            <w:r>
+              <w:rPr>
+                <w:sz w:val="20"/>
+                <w:szCs w:val="20"/>
+              </w:rPr>
+              <w:t>Low acceptance rate</w:t>
+            </w:r>
+          </w:p>
+        </w:tc>
+      </w:tr>
+      <w:tr>
+        <w:trPr>
+          <w:trHeight w:val="259"/>
+        </w:trPr>
+        <w:tc>
+          <w:tcPr>
+            <w:tcW w:w="430" w:type="dxa"/>
+          </w:tcPr>
+          <w:p>
+            <w:pPr>
+              <w:rPr>
+                <w:sz w:val="20"/>
+                <w:szCs w:val="20"/>
+              </w:rPr>
+            </w:pPr>
+            <w:r>
+              <w:rPr>
+                <w:sz w:val="20"/>
+                <w:szCs w:val="20"/>
+              </w:rPr>
+              <w:t>9</w:t>
+            </w:r>
+          </w:p>
+        </w:tc>
+        <w:tc>
+          <w:tcPr>
+            <w:tcW w:w="2773" w:type="dxa"/>
+          </w:tcPr>
+          <w:p>
+            <w:pPr>
+              <w:rPr>
+                <w:sz w:val="20"/>
+                <w:szCs w:val="20"/>
+              </w:rPr>
+            </w:pPr>
+            <w:r>
+              <w:rPr>
+                <w:sz w:val="20"/>
+                <w:szCs w:val="20"/>
+              </w:rPr>
+              <w:t>Zimbabwe</w:t>
+            </w:r>
+          </w:p>
+        </w:tc>
+        <w:tc>
+          <w:tcPr>
+            <w:tcW w:w="3311" w:type="dxa"/>
+          </w:tcPr>
+          <w:p>
+            <w:pPr>
+              <w:rPr>
+                <w:sz w:val="20"/>
+                <w:szCs w:val="20"/>
+              </w:rPr>
+            </w:pPr>
+            <w:r>
+              <w:rPr>
+                <w:sz w:val="20"/>
+                <w:szCs w:val="20"/>
+              </w:rPr>
+              <w:t>DONE 5/28</w:t>
+            </w:r>
+            <w:r>
+              <w:rPr>
+                <w:sz w:val="20"/>
+                <w:szCs w:val="20"/>
+              </w:rPr>
+              <w:t xml:space="preserve"> </w:t>
+            </w:r>
+          </w:p>
+        </w:tc>
+        <w:tc>
+          <w:tcPr>
+            <w:tcW w:w="3848" w:type="dxa"/>
+          </w:tcPr>
+          <w:p>
+            <w:pPr>
+              <w:rPr>
+                <w:sz w:val="20"/>
+                <w:szCs w:val="20"/>
+              </w:rPr>
+            </w:pPr>
+            <w:r>
+              <w:rPr>
+                <w:sz w:val="20"/>
+                <w:szCs w:val="20"/>
+              </w:rPr>
+              <w:t>Running 5/29</w:t>
+            </w:r>
+            <w:r>
+              <w:rPr>
+                <w:sz w:val="20"/>
+                <w:szCs w:val="20"/>
+              </w:rPr>
+              <w:t>; restarted around 53%</w:t>
+            </w:r>
+            <w:r>
+              <w:rPr>
+                <w:sz w:val="20"/>
+                <w:szCs w:val="20"/>
+              </w:rPr>
+              <w:t xml:space="preserve">; slow </w:t>
+            </w:r>
+          </w:p>
+        </w:tc>
+        <w:tc>
+          <w:tcPr>
+            <w:tcW w:w="3048" w:type="dxa"/>
+          </w:tcPr>
+          <w:p>
+            <w:pPr>
+              <w:rPr>
+                <w:sz w:val="20"/>
+                <w:szCs w:val="20"/>
+              </w:rPr>
+            </w:pPr>
+          </w:p>
+        </w:tc>
+      </w:tr>
+      <w:tr>
+        <w:trPr>
+          <w:trHeight w:val="259"/>
+        </w:trPr>
+        <w:tc>
+          <w:tcPr>
+            <w:tcW w:w="430" w:type="dxa"/>
+          </w:tcPr>
+          <w:p>
+            <w:pPr>
+              <w:rPr>
+                <w:sz w:val="20"/>
+                <w:szCs w:val="20"/>
+              </w:rPr>
+            </w:pPr>
+            <w:r>
+              <w:rPr>
+                <w:sz w:val="20"/>
+                <w:szCs w:val="20"/>
+              </w:rPr>
+              <w:t>10</w:t>
+            </w:r>
+          </w:p>
+        </w:tc>
+        <w:tc>
+          <w:tcPr>
+            <w:tcW w:w="2773" w:type="dxa"/>
+          </w:tcPr>
+          <w:p>
+            <w:pPr>
+              <w:rPr>
+                <w:sz w:val="20"/>
+                <w:szCs w:val="20"/>
+              </w:rPr>
+            </w:pPr>
+            <w:r>
+              <w:rPr>
+                <w:sz w:val="20"/>
+                <w:szCs w:val="20"/>
+              </w:rPr>
+              <w:t>UNAIDS remainder</w:t>
+            </w:r>
+          </w:p>
+        </w:tc>
+        <w:tc>
+          <w:tcPr>
+            <w:tcW w:w="3311" w:type="dxa"/>
+          </w:tcPr>
+          <w:p>
+            <w:pPr>
+              <w:rPr>
+                <w:sz w:val="20"/>
+                <w:szCs w:val="20"/>
+              </w:rPr>
+            </w:pPr>
+            <w:r>
+              <w:rPr>
+                <w:sz w:val="20"/>
+                <w:szCs w:val="20"/>
+              </w:rPr>
+              <w:t>DONE</w:t>
+            </w:r>
+            <w:r>
+              <w:rPr>
+                <w:sz w:val="20"/>
+                <w:szCs w:val="20"/>
+              </w:rPr>
+              <w:t xml:space="preserve"> 5/2</w:t>
+            </w:r>
+            <w:r>
+              <w:rPr>
+                <w:sz w:val="20"/>
+                <w:szCs w:val="20"/>
+              </w:rPr>
+              <w:t>8</w:t>
+            </w:r>
+          </w:p>
+        </w:tc>
+        <w:tc>
+          <w:tcPr>
+            <w:tcW w:w="3848" w:type="dxa"/>
+          </w:tcPr>
+          <w:p>
+            <w:pPr>
+              <w:rPr>
+                <w:sz w:val="20"/>
+                <w:szCs w:val="20"/>
+              </w:rPr>
+            </w:pPr>
+            <w:r>
+              <w:rPr>
+                <w:sz w:val="20"/>
+                <w:szCs w:val="20"/>
+              </w:rPr>
+              <w:t>DONE 5/30</w:t>
+            </w:r>
+          </w:p>
+        </w:tc>
+        <w:tc>
+          <w:tcPr>
+            <w:tcW w:w="3048" w:type="dxa"/>
+          </w:tcPr>
+          <w:p>
+            <w:pPr>
+              <w:rPr>
+                <w:sz w:val="20"/>
+                <w:szCs w:val="20"/>
+              </w:rPr>
+            </w:pPr>
+          </w:p>
+        </w:tc>
+      </w:tr>
+      <w:tr>
+        <w:trPr>
+          <w:trHeight w:val="259"/>
+        </w:trPr>
+        <w:tc>
+          <w:tcPr>
+            <w:tcW w:w="430" w:type="dxa"/>
+          </w:tcPr>
+          <w:p>
+            <w:pPr>
+              <w:rPr>
+                <w:sz w:val="20"/>
+                <w:szCs w:val="20"/>
+              </w:rPr>
+            </w:pPr>
+            <w:r>
+              <w:rPr>
+                <w:sz w:val="20"/>
+                <w:szCs w:val="20"/>
+              </w:rPr>
+              <w:t>11</w:t>
+            </w:r>
+          </w:p>
+        </w:tc>
+        <w:tc>
+          <w:tcPr>
+            <w:tcW w:w="2773" w:type="dxa"/>
+          </w:tcPr>
+          <w:p>
+            <w:pPr>
+              <w:rPr>
+                <w:sz w:val="20"/>
+                <w:szCs w:val="20"/>
+              </w:rPr>
+            </w:pPr>
+            <w:r>
+              <w:rPr>
+                <w:sz w:val="20"/>
+                <w:szCs w:val="20"/>
+              </w:rPr>
+              <w:t>Non-UNAIDS remainder</w:t>
+            </w:r>
+          </w:p>
+        </w:tc>
+        <w:tc>
+          <w:tcPr>
+            <w:tcW w:w="3311" w:type="dxa"/>
+          </w:tcPr>
+          <w:p>
+            <w:pPr>
+              <w:rPr>
+                <w:sz w:val="20"/>
+                <w:szCs w:val="20"/>
+              </w:rPr>
+            </w:pPr>
+            <w:r>
+              <w:rPr>
+                <w:sz w:val="20"/>
+                <w:szCs w:val="20"/>
+              </w:rPr>
+              <w:t>DONE</w:t>
+            </w:r>
+            <w:r>
+              <w:rPr>
+                <w:sz w:val="20"/>
+                <w:szCs w:val="20"/>
+              </w:rPr>
+              <w:t xml:space="preserve"> 5/2</w:t>
+            </w:r>
+            <w:r>
+              <w:rPr>
+                <w:sz w:val="20"/>
+                <w:szCs w:val="20"/>
+              </w:rPr>
+              <w:t>8</w:t>
+            </w:r>
+          </w:p>
+        </w:tc>
+        <w:tc>
+          <w:tcPr>
+            <w:tcW w:w="3848" w:type="dxa"/>
+          </w:tcPr>
+          <w:p>
+            <w:pPr>
+              <w:rPr>
+                <w:sz w:val="20"/>
+                <w:szCs w:val="20"/>
+              </w:rPr>
+            </w:pPr>
+            <w:r>
+              <w:rPr>
+                <w:sz w:val="20"/>
+                <w:szCs w:val="20"/>
+              </w:rPr>
+              <w:t>DONE 5/30</w:t>
+            </w:r>
+            <w:r>
+              <w:rPr>
+                <w:sz w:val="20"/>
+                <w:szCs w:val="20"/>
+              </w:rPr>
+              <w:t xml:space="preserve"> </w:t>
+            </w:r>
+          </w:p>
+        </w:tc>
+        <w:tc>
+          <w:tcPr>
+            <w:tcW w:w="3048" w:type="dxa"/>
+          </w:tcPr>
+          <w:p>
+            <w:pPr>
+              <w:rPr>
+                <w:sz w:val="20"/>
+                <w:szCs w:val="20"/>
+              </w:rPr>
+            </w:pPr>
+          </w:p>
+        </w:tc>
+      </w:tr>
+      <w:tr>
+        <w:trPr>
+          <w:trHeight w:val="259"/>
+        </w:trPr>
+        <w:tc>
+          <w:tcPr>
+            <w:tcW w:w="430" w:type="dxa"/>
+          </w:tcPr>
+          <w:p>
+            <w:pPr>
+              <w:rPr>
+                <w:sz w:val="20"/>
+                <w:szCs w:val="20"/>
+              </w:rPr>
+            </w:pPr>
+            <w:r>
+              <w:rPr>
+                <w:sz w:val="20"/>
+                <w:szCs w:val="20"/>
+              </w:rPr>
+              <w:t>12</w:t>
+            </w:r>
+          </w:p>
+        </w:tc>
+        <w:tc>
+          <w:tcPr>
+            <w:tcW w:w="2773" w:type="dxa"/>
+          </w:tcPr>
+          <w:p>
+            <w:pPr>
+              <w:rPr>
+                <w:sz w:val="20"/>
+                <w:szCs w:val="20"/>
+              </w:rPr>
+            </w:pPr>
+            <w:r>
+              <w:rPr>
+                <w:sz w:val="20"/>
+                <w:szCs w:val="20"/>
+              </w:rPr>
+              <w:t>R1 low</w:t>
+            </w:r>
+          </w:p>
+        </w:tc>
+        <w:tc>
+          <w:tcPr>
+            <w:tcW w:w="3311" w:type="dxa"/>
+          </w:tcPr>
+          <w:p>
+            <w:pPr>
+              <w:rPr>
+                <w:sz w:val="20"/>
+                <w:szCs w:val="20"/>
+              </w:rPr>
+            </w:pPr>
+            <w:r>
+              <w:rPr>
+                <w:sz w:val="20"/>
+                <w:szCs w:val="20"/>
+              </w:rPr>
+              <w:t>DONE 5/28</w:t>
+            </w:r>
+            <w:r>
+              <w:rPr>
+                <w:sz w:val="20"/>
+                <w:szCs w:val="20"/>
+              </w:rPr>
+              <w:t xml:space="preserve"> </w:t>
+            </w:r>
+          </w:p>
+        </w:tc>
+        <w:tc>
+          <w:tcPr>
+            <w:tcW w:w="3848" w:type="dxa"/>
+          </w:tcPr>
+          <w:p>
+            <w:pPr>
+              <w:rPr>
+                <w:sz w:val="20"/>
+                <w:szCs w:val="20"/>
+              </w:rPr>
+            </w:pPr>
+            <w:r>
+              <w:rPr>
+                <w:sz w:val="20"/>
+                <w:szCs w:val="20"/>
+              </w:rPr>
+              <w:t>DONE 5/31</w:t>
+            </w:r>
+          </w:p>
+        </w:tc>
+        <w:tc>
+          <w:tcPr>
+            <w:tcW w:w="3048" w:type="dxa"/>
+          </w:tcPr>
+          <w:p>
+            <w:pPr>
+              <w:rPr>
+                <w:sz w:val="20"/>
+                <w:szCs w:val="20"/>
+              </w:rPr>
+            </w:pPr>
+          </w:p>
+        </w:tc>
+      </w:tr>
+      <w:tr>
+        <w:trPr>
+          <w:trHeight w:val="259"/>
+        </w:trPr>
+        <w:tc>
+          <w:tcPr>
+            <w:tcW w:w="430" w:type="dxa"/>
+          </w:tcPr>
+          <w:p>
+            <w:pPr>
+              <w:rPr>
+                <w:sz w:val="20"/>
+                <w:szCs w:val="20"/>
+              </w:rPr>
+            </w:pPr>
+            <w:r>
+              <w:rPr>
+                <w:sz w:val="20"/>
+                <w:szCs w:val="20"/>
+              </w:rPr>
+              <w:t>13</w:t>
+            </w:r>
+          </w:p>
+        </w:tc>
+        <w:tc>
+          <w:tcPr>
+            <w:tcW w:w="2773" w:type="dxa"/>
+          </w:tcPr>
+          <w:p>
+            <w:pPr>
+              <w:rPr>
+                <w:sz w:val="20"/>
+                <w:szCs w:val="20"/>
+              </w:rPr>
+            </w:pPr>
+            <w:r>
+              <w:rPr>
+                <w:sz w:val="20"/>
+                <w:szCs w:val="20"/>
+              </w:rPr>
+              <w:t>R1 lower middle</w:t>
+            </w:r>
+          </w:p>
+        </w:tc>
+        <w:tc>
+          <w:tcPr>
+            <w:tcW w:w="3311" w:type="dxa"/>
+          </w:tcPr>
+          <w:p>
+            <w:pPr>
+              <w:rPr>
+                <w:sz w:val="20"/>
+                <w:szCs w:val="20"/>
+              </w:rPr>
+            </w:pPr>
+            <w:r>
+              <w:rPr>
+                <w:sz w:val="20"/>
+                <w:szCs w:val="20"/>
+              </w:rPr>
+              <w:t>DONE</w:t>
+            </w:r>
+            <w:r>
+              <w:rPr>
+                <w:sz w:val="20"/>
+                <w:szCs w:val="20"/>
+              </w:rPr>
+              <w:t xml:space="preserve"> 5/2</w:t>
+            </w:r>
+            <w:r>
+              <w:rPr>
+                <w:sz w:val="20"/>
+                <w:szCs w:val="20"/>
+              </w:rPr>
+              <w:t>7</w:t>
+            </w:r>
+          </w:p>
+        </w:tc>
+        <w:tc>
+          <w:tcPr>
+            <w:tcW w:w="3848" w:type="dxa"/>
+          </w:tcPr>
+          <w:p>
+            <w:pPr>
+              <w:rPr>
+                <w:sz w:val="20"/>
+                <w:szCs w:val="20"/>
+              </w:rPr>
+            </w:pPr>
+            <w:r>
+              <w:rPr>
+                <w:sz w:val="20"/>
+                <w:szCs w:val="20"/>
+              </w:rPr>
+              <w:t>DONE 5/30</w:t>
+            </w:r>
+          </w:p>
+        </w:tc>
+        <w:tc>
+          <w:tcPr>
+            <w:tcW w:w="3048" w:type="dxa"/>
+          </w:tcPr>
+          <w:p>
+            <w:pPr>
+              <w:rPr>
+                <w:sz w:val="20"/>
+                <w:szCs w:val="20"/>
+              </w:rPr>
+            </w:pPr>
+          </w:p>
+        </w:tc>
+      </w:tr>
+      <w:tr>
+        <w:trPr>
+          <w:trHeight w:val="259"/>
+        </w:trPr>
+        <w:tc>
+          <w:tcPr>
+            <w:tcW w:w="430" w:type="dxa"/>
+          </w:tcPr>
+          <w:p>
+            <w:pPr>
+              <w:rPr>
+                <w:sz w:val="20"/>
+                <w:szCs w:val="20"/>
+              </w:rPr>
+            </w:pPr>
+            <w:r>
+              <w:rPr>
+                <w:sz w:val="20"/>
+                <w:szCs w:val="20"/>
+              </w:rPr>
+              <w:t>14</w:t>
+            </w:r>
+          </w:p>
+        </w:tc>
+        <w:tc>
+          <w:tcPr>
+            <w:tcW w:w="2773" w:type="dxa"/>
+          </w:tcPr>
+          <w:p>
+            <w:pPr>
+              <w:rPr>
+                <w:sz w:val="20"/>
+                <w:szCs w:val="20"/>
+              </w:rPr>
+            </w:pPr>
+            <w:r>
+              <w:rPr>
+                <w:sz w:val="20"/>
+                <w:szCs w:val="20"/>
+              </w:rPr>
+              <w:t>R1 upper middle</w:t>
+            </w:r>
+          </w:p>
+        </w:tc>
+        <w:tc>
+          <w:tcPr>
+            <w:tcW w:w="3311" w:type="dxa"/>
+          </w:tcPr>
+          <w:p>
+            <w:pPr>
+              <w:rPr>
+                <w:sz w:val="20"/>
+                <w:szCs w:val="20"/>
+              </w:rPr>
+            </w:pPr>
+            <w:r>
+              <w:rPr>
+                <w:sz w:val="20"/>
+                <w:szCs w:val="20"/>
+              </w:rPr>
+              <w:t>DONE</w:t>
+            </w:r>
+            <w:r>
+              <w:rPr>
+                <w:sz w:val="20"/>
+                <w:szCs w:val="20"/>
+              </w:rPr>
+              <w:t xml:space="preserve"> 5/2</w:t>
+            </w:r>
+            <w:r>
+              <w:rPr>
+                <w:sz w:val="20"/>
+                <w:szCs w:val="20"/>
+              </w:rPr>
+              <w:t>8</w:t>
+            </w:r>
+          </w:p>
+        </w:tc>
+        <w:tc>
+          <w:tcPr>
+            <w:tcW w:w="3848" w:type="dxa"/>
+          </w:tcPr>
+          <w:p>
+            <w:pPr>
+              <w:rPr>
+                <w:sz w:val="20"/>
+                <w:szCs w:val="20"/>
+              </w:rPr>
+            </w:pPr>
+            <w:r>
+              <w:rPr>
+                <w:sz w:val="20"/>
+                <w:szCs w:val="20"/>
+              </w:rPr>
+              <w:t>DONE 5/30</w:t>
+            </w:r>
+          </w:p>
+        </w:tc>
+        <w:tc>
+          <w:tcPr>
+            <w:tcW w:w="3048" w:type="dxa"/>
+          </w:tcPr>
+          <w:p>
+            <w:pPr>
+              <w:rPr>
+                <w:sz w:val="20"/>
+                <w:szCs w:val="20"/>
+              </w:rPr>
+            </w:pPr>
+          </w:p>
+        </w:tc>
+      </w:tr>
+      <w:tr>
+        <w:trPr>
+          <w:trHeight w:val="259"/>
+        </w:trPr>
+        <w:tc>
+          <w:tcPr>
+            <w:tcW w:w="430" w:type="dxa"/>
+          </w:tcPr>
+          <w:p>
+            <w:pPr>
+              <w:rPr>
+                <w:sz w:val="20"/>
+                <w:szCs w:val="20"/>
+              </w:rPr>
+            </w:pPr>
+            <w:r>
+              <w:rPr>
+                <w:sz w:val="20"/>
+                <w:szCs w:val="20"/>
+              </w:rPr>
+              <w:t>15</w:t>
+            </w:r>
+          </w:p>
+        </w:tc>
+        <w:tc>
+          <w:tcPr>
+            <w:tcW w:w="2773" w:type="dxa"/>
+          </w:tcPr>
+          <w:p>
+            <w:pPr>
+              <w:rPr>
+                <w:sz w:val="20"/>
+                <w:szCs w:val="20"/>
+              </w:rPr>
+            </w:pPr>
+            <w:r>
+              <w:rPr>
+                <w:sz w:val="20"/>
+                <w:szCs w:val="20"/>
+              </w:rPr>
+              <w:t xml:space="preserve">R1 high </w:t>
+            </w:r>
+          </w:p>
+        </w:tc>
+        <w:tc>
+          <w:tcPr>
+            <w:tcW w:w="3311" w:type="dxa"/>
+          </w:tcPr>
+          <w:p>
+            <w:pPr>
+              <w:rPr>
+                <w:sz w:val="20"/>
+                <w:szCs w:val="20"/>
+              </w:rPr>
+            </w:pPr>
+            <w:r>
+              <w:rPr>
+                <w:sz w:val="20"/>
+                <w:szCs w:val="20"/>
+              </w:rPr>
+              <w:t>DONE</w:t>
+            </w:r>
+            <w:r>
+              <w:rPr>
+                <w:sz w:val="20"/>
+                <w:szCs w:val="20"/>
+              </w:rPr>
+              <w:t xml:space="preserve"> 5/2</w:t>
+            </w:r>
+            <w:r>
+              <w:rPr>
+                <w:sz w:val="20"/>
+                <w:szCs w:val="20"/>
+              </w:rPr>
+              <w:t>8</w:t>
+            </w:r>
+          </w:p>
+        </w:tc>
+        <w:tc>
+          <w:tcPr>
+            <w:tcW w:w="3848" w:type="dxa"/>
+          </w:tcPr>
+          <w:p>
+            <w:pPr>
+              <w:rPr>
+                <w:sz w:val="20"/>
+                <w:szCs w:val="20"/>
+              </w:rPr>
+            </w:pPr>
+            <w:r>
+              <w:rPr>
+                <w:sz w:val="20"/>
+                <w:szCs w:val="20"/>
+              </w:rPr>
+              <w:t>DONE 5/31</w:t>
+            </w:r>
+          </w:p>
+        </w:tc>
+        <w:tc>
+          <w:tcPr>
+            <w:tcW w:w="3048" w:type="dxa"/>
+          </w:tcPr>
+          <w:p>
+            <w:pPr>
+              <w:rPr>
+                <w:sz w:val="20"/>
+                <w:szCs w:val="20"/>
+              </w:rPr>
+            </w:pPr>
+            <w:r>
+              <w:rPr>
+                <w:sz w:val="20"/>
+                <w:szCs w:val="20"/>
+              </w:rPr>
+              <w:t xml:space="preserve"> </w:t>
+            </w:r>
+          </w:p>
+        </w:tc>
+      </w:tr>
+      <w:tr>
+        <w:trPr>
+          <w:trHeight w:val="259"/>
+        </w:trPr>
+        <w:tc>
+          <w:tcPr>
+            <w:tcW w:w="430" w:type="dxa"/>
+          </w:tcPr>
+          <w:p>
+            <w:pPr>
+              <w:rPr>
+                <w:sz w:val="20"/>
+                <w:szCs w:val="20"/>
+              </w:rPr>
+            </w:pPr>
+          </w:p>
+        </w:tc>
+        <w:tc>
+          <w:tcPr>
+            <w:tcW w:w="2773" w:type="dxa"/>
+          </w:tcPr>
+          <w:p>
+            <w:pPr>
+              <w:rPr>
+                <w:sz w:val="20"/>
+                <w:szCs w:val="20"/>
+              </w:rPr>
+            </w:pPr>
+            <w:r>
+              <w:rPr>
+                <w:sz w:val="20"/>
+                <w:szCs w:val="20"/>
+              </w:rPr>
+              <w:t>France</w:t>
+            </w:r>
+          </w:p>
+        </w:tc>
+        <w:tc>
+          <w:tcPr>
+            <w:tcW w:w="3311" w:type="dxa"/>
+            <w:shd w:val="clear" w:color="auto" w:fill="D1D1D1" w:themeFill="background2" w:themeFillShade="E6"/>
+          </w:tcPr>
+          <w:p>
+            <w:pPr>
+              <w:rPr>
+                <w:sz w:val="20"/>
+                <w:szCs w:val="20"/>
+              </w:rPr>
+            </w:pPr>
+          </w:p>
+        </w:tc>
+        <w:tc>
+          <w:tcPr>
+            <w:tcW w:w="3848" w:type="dxa"/>
+            <w:shd w:val="clear" w:color="auto" w:fill="D1D1D1" w:themeFill="background2" w:themeFillShade="E6"/>
+          </w:tcPr>
+          <w:p>
+            <w:pPr>
+              <w:rPr>
+                <w:sz w:val="20"/>
+                <w:szCs w:val="20"/>
+              </w:rPr>
+            </w:pPr>
+          </w:p>
+        </w:tc>
+        <w:tc>
+          <w:tcPr>
+            <w:tcW w:w="3048" w:type="dxa"/>
+            <w:shd w:val="clear" w:color="auto" w:fill="D1D1D1" w:themeFill="background2" w:themeFillShade="E6"/>
+          </w:tcPr>
+          <w:p>
+            <w:pPr>
+              <w:rPr>
+                <w:sz w:val="20"/>
+                <w:szCs w:val="20"/>
+              </w:rPr>
+            </w:pPr>
+          </w:p>
+        </w:tc>
+      </w:tr>
+      <w:tr>
+        <w:trPr>
+          <w:trHeight w:val="259"/>
+        </w:trPr>
+        <w:tc>
+          <w:tcPr>
+            <w:tcW w:w="430" w:type="dxa"/>
+          </w:tcPr>
+          <w:p>
+            <w:pPr>
+              <w:rPr>
+                <w:sz w:val="20"/>
+                <w:szCs w:val="20"/>
+              </w:rPr>
+            </w:pPr>
+          </w:p>
+        </w:tc>
+        <w:tc>
+          <w:tcPr>
+            <w:tcW w:w="2773" w:type="dxa"/>
+          </w:tcPr>
+          <w:p>
+            <w:pPr>
+              <w:rPr>
+                <w:sz w:val="20"/>
+                <w:szCs w:val="20"/>
+              </w:rPr>
+            </w:pPr>
+            <w:r>
+              <w:rPr>
+                <w:sz w:val="20"/>
+                <w:szCs w:val="20"/>
+              </w:rPr>
+              <w:t>Thailand</w:t>
+            </w:r>
+          </w:p>
+        </w:tc>
+        <w:tc>
+          <w:tcPr>
+            <w:tcW w:w="3311" w:type="dxa"/>
+            <w:shd w:val="clear" w:color="auto" w:fill="D1D1D1" w:themeFill="background2" w:themeFillShade="E6"/>
+          </w:tcPr>
+          <w:p>
+            <w:pPr>
+              <w:rPr>
+                <w:sz w:val="20"/>
+                <w:szCs w:val="20"/>
+              </w:rPr>
+            </w:pPr>
+          </w:p>
+        </w:tc>
+        <w:tc>
+          <w:tcPr>
+            <w:tcW w:w="3848" w:type="dxa"/>
+            <w:shd w:val="clear" w:color="auto" w:fill="D1D1D1" w:themeFill="background2" w:themeFillShade="E6"/>
+          </w:tcPr>
+          <w:p>
+            <w:pPr>
+              <w:rPr>
+                <w:sz w:val="20"/>
+                <w:szCs w:val="20"/>
+              </w:rPr>
+            </w:pPr>
+          </w:p>
+        </w:tc>
+        <w:tc>
+          <w:tcPr>
+            <w:tcW w:w="3048" w:type="dxa"/>
+            <w:shd w:val="clear" w:color="auto" w:fill="D1D1D1" w:themeFill="background2" w:themeFillShade="E6"/>
+          </w:tcPr>
+          <w:p>
+            <w:pPr>
+              <w:rPr>
+                <w:sz w:val="20"/>
+                <w:szCs w:val="20"/>
+              </w:rPr>
+            </w:pPr>
+          </w:p>
+        </w:tc>
+      </w:tr>
+      <w:tr>
+        <w:trPr>
+          <w:trHeight w:val="259"/>
+        </w:trPr>
+        <w:tc>
+          <w:tcPr>
+            <w:tcW w:w="430" w:type="dxa"/>
+          </w:tcPr>
+          <w:p>
+            <w:pPr>
+              <w:rPr>
+                <w:sz w:val="20"/>
+                <w:szCs w:val="20"/>
+              </w:rPr>
+            </w:pPr>
+          </w:p>
+        </w:tc>
+        <w:tc>
+          <w:tcPr>
+            <w:tcW w:w="2773" w:type="dxa"/>
+          </w:tcPr>
+          <w:p>
+            <w:pPr>
+              <w:rPr>
+                <w:sz w:val="20"/>
+                <w:szCs w:val="20"/>
+              </w:rPr>
+            </w:pPr>
+            <w:r>
+              <w:rPr>
+                <w:sz w:val="20"/>
+                <w:szCs w:val="20"/>
+              </w:rPr>
+              <w:t>Cambodia</w:t>
+            </w:r>
+          </w:p>
+        </w:tc>
+        <w:tc>
+          <w:tcPr>
+            <w:tcW w:w="3311" w:type="dxa"/>
+            <w:shd w:val="clear" w:color="auto" w:fill="D1D1D1" w:themeFill="background2" w:themeFillShade="E6"/>
+          </w:tcPr>
+          <w:p>
+            <w:pPr>
+              <w:rPr>
+                <w:sz w:val="20"/>
+                <w:szCs w:val="20"/>
+              </w:rPr>
+            </w:pPr>
+          </w:p>
+        </w:tc>
+        <w:tc>
+          <w:tcPr>
+            <w:tcW w:w="3848" w:type="dxa"/>
+            <w:shd w:val="clear" w:color="auto" w:fill="D1D1D1" w:themeFill="background2" w:themeFillShade="E6"/>
+          </w:tcPr>
+          <w:p>
+            <w:pPr>
+              <w:rPr>
+                <w:sz w:val="20"/>
+                <w:szCs w:val="20"/>
+              </w:rPr>
+            </w:pPr>
+          </w:p>
+        </w:tc>
+        <w:tc>
+          <w:tcPr>
+            <w:tcW w:w="3048" w:type="dxa"/>
+            <w:shd w:val="clear" w:color="auto" w:fill="D1D1D1" w:themeFill="background2" w:themeFillShade="E6"/>
+          </w:tcPr>
+          <w:p>
+            <w:pPr>
+              <w:rPr>
+                <w:sz w:val="20"/>
+                <w:szCs w:val="20"/>
+              </w:rPr>
+            </w:pPr>
+          </w:p>
+        </w:tc>
+      </w:tr>
+    </w:tbl>
+    <w:p>
+      <w:pPr>
+        <w:rPr>
+          <w:b/>
+          <w:bCs/>
+          <w:sz w:val="20"/>
+          <w:szCs w:val="20"/>
+        </w:rPr>
+      </w:pPr>
+    </w:p>
+    <w:p>
+      <w:pPr>
+        <w:rPr>
+          <w:b/>
+          <w:bCs/>
+          <w:sz w:val="20"/>
+          <w:szCs w:val="20"/>
+        </w:rPr>
+      </w:pPr>
+    </w:p>
     <w:tbl>
       <w:tblPr>
         <w:tblStyle w:val="TableGrid"/>
@@ -1564,21 +4063,12 @@
                 <w:szCs w:val="20"/>
               </w:rPr>
             </w:pPr>
-            <w:proofErr w:type="gramStart"/>
-            <w:r>
-              <w:rPr>
-                <w:sz w:val="20"/>
-                <w:szCs w:val="20"/>
-              </w:rPr>
-              <w:t>Y;</w:t>
-            </w:r>
-            <w:proofErr w:type="gramEnd"/>
-            <w:r>
-              <w:rPr>
-                <w:sz w:val="20"/>
-                <w:szCs w:val="20"/>
-              </w:rPr>
-              <w:t xml:space="preserve"> </w:t>
+            <w:r>
+              <w:rPr>
+                <w:sz w:val="20"/>
+                <w:szCs w:val="20"/>
+              </w:rPr>
+              <w:t xml:space="preserve">Y; </w:t>
             </w:r>
             <w:r>
               <w:rPr>
@@ -1714,21 +4204,12 @@
                 <w:szCs w:val="20"/>
               </w:rPr>
             </w:pPr>
-            <w:proofErr w:type="gramStart"/>
-            <w:r>
-              <w:rPr>
-                <w:sz w:val="20"/>
-                <w:szCs w:val="20"/>
-              </w:rPr>
-              <w:t>Y;</w:t>
-            </w:r>
-            <w:proofErr w:type="gramEnd"/>
-            <w:r>
-              <w:rPr>
-                <w:sz w:val="20"/>
-                <w:szCs w:val="20"/>
-              </w:rPr>
-              <w:t xml:space="preserve"> </w:t>
+            <w:r>
+              <w:rPr>
+                <w:sz w:val="20"/>
+                <w:szCs w:val="20"/>
+              </w:rPr>
+              <w:t xml:space="preserve">Y; </w:t>
             </w:r>
             <w:r>
               <w:rPr>
@@ -1865,21 +4346,12 @@
                 <w:szCs w:val="20"/>
               </w:rPr>
             </w:pPr>
-            <w:proofErr w:type="gramStart"/>
-            <w:r>
-              <w:rPr>
-                <w:sz w:val="20"/>
-                <w:szCs w:val="20"/>
-              </w:rPr>
-              <w:t>Y;</w:t>
-            </w:r>
-            <w:proofErr w:type="gramEnd"/>
-            <w:r>
-              <w:rPr>
-                <w:sz w:val="20"/>
-                <w:szCs w:val="20"/>
-              </w:rPr>
-              <w:t xml:space="preserve"> </w:t>
+            <w:r>
+              <w:rPr>
+                <w:sz w:val="20"/>
+                <w:szCs w:val="20"/>
+              </w:rPr>
+              <w:t xml:space="preserve">Y; </w:t>
             </w:r>
             <w:r>
               <w:rPr>
@@ -2064,14 +4536,7 @@
                 <w:sz w:val="20"/>
                 <w:szCs w:val="20"/>
               </w:rPr>
-              <w:t>Y (old)</w:t>
-            </w:r>
-            <w:r>
-              <w:rPr>
-                <w:sz w:val="20"/>
-                <w:szCs w:val="20"/>
-              </w:rPr>
-              <w:t xml:space="preserve"> – s</w:t>
+              <w:t>Y (old) – s</w:t>
             </w:r>
             <w:r>
               <w:rPr>
@@ -2519,15 +4984,7 @@
         </w:numPr>
       </w:pPr>
       <w:r>
-        <w:t xml:space="preserve">Run 2 chains (generate </w:t>
-      </w:r>
-      <w:proofErr w:type="spellStart"/>
-      <w:r>
-        <w:t>all.results</w:t>
-      </w:r>
-      <w:proofErr w:type="spellEnd"/>
-      <w:r>
-        <w:t xml:space="preserve"> from 1 chain if both not ready yet) </w:t>
+        <w:t xml:space="preserve">Run 2 chains (generate all.results from 1 chain if both not ready yet) </w:t>
       </w:r>
     </w:p>
     <w:p>
@@ -2554,23 +5011,7 @@
         <w:t>SAVED</w:t>
       </w:r>
       <w:r>
-        <w:t xml:space="preserve"> in </w:t>
-      </w:r>
-      <w:proofErr w:type="spellStart"/>
-      <w:r>
-        <w:t>mcmc_runs</w:t>
-      </w:r>
-      <w:proofErr w:type="spellEnd"/>
-      <w:r>
-        <w:t>/</w:t>
-      </w:r>
-      <w:proofErr w:type="spellStart"/>
-      <w:r>
-        <w:t>mcmc_files</w:t>
-      </w:r>
-      <w:proofErr w:type="spellEnd"/>
-      <w:r>
-        <w:t>/merged</w:t>
+        <w:t xml:space="preserve"> in mcmc_runs/mcmc_files/merged</w:t>
       </w:r>
     </w:p>
     <w:p>
@@ -2582,15 +5023,7 @@
         </w:numPr>
       </w:pPr>
       <w:r>
-        <w:t xml:space="preserve">Pull </w:t>
-      </w:r>
-      <w:proofErr w:type="spellStart"/>
-      <w:r>
-        <w:t>simset</w:t>
-      </w:r>
-      <w:proofErr w:type="spellEnd"/>
-      <w:r>
-        <w:t xml:space="preserve"> from merged chain object</w:t>
+        <w:t>Pull simset from merged chain object</w:t>
       </w:r>
     </w:p>
     <w:p>
@@ -2605,15 +5038,7 @@
         <w:t xml:space="preserve">SAVED </w:t>
       </w:r>
       <w:r>
-        <w:t xml:space="preserve">in </w:t>
-      </w:r>
-      <w:proofErr w:type="spellStart"/>
-      <w:r>
-        <w:t>mcmc_runs</w:t>
-      </w:r>
-      <w:proofErr w:type="spellEnd"/>
-      <w:r>
-        <w:t xml:space="preserve"> as simset_X_chains12</w:t>
+        <w:t>in mcmc_runs as simset_X_chains12</w:t>
       </w:r>
       <w:r>
         <w:t xml:space="preserve"> (these are not run to 2040 though) </w:t>
@@ -2628,15 +5053,7 @@
         </w:numPr>
       </w:pPr>
       <w:r>
-        <w:t xml:space="preserve">Run </w:t>
-      </w:r>
-      <w:proofErr w:type="spellStart"/>
-      <w:r>
-        <w:t>simset</w:t>
-      </w:r>
-      <w:proofErr w:type="spellEnd"/>
-      <w:r>
-        <w:t xml:space="preserve"> to 2040 </w:t>
+        <w:t xml:space="preserve">Run simset to 2040 </w:t>
       </w:r>
     </w:p>
     <w:p>
@@ -2653,11 +5070,9 @@
       <w:r>
         <w:t xml:space="preserve">, 2040 </w:t>
       </w:r>
-      <w:proofErr w:type="spellStart"/>
       <w:r>
         <w:t>simset</w:t>
       </w:r>
-      <w:proofErr w:type="spellEnd"/>
     </w:p>
     <w:p>
       <w:pPr>
@@ -2671,13 +5086,8 @@
         <w:t>SAVED</w:t>
       </w:r>
       <w:r>
-        <w:t xml:space="preserve"> in cached as </w:t>
+        <w:t xml:space="preserve"> in cached as all.results_merged_X</w:t>
       </w:r>
-      <w:proofErr w:type="spellStart"/>
-      <w:r>
-        <w:t>all.results_merged_X</w:t>
-      </w:r>
-      <w:proofErr w:type="spellEnd"/>
     </w:p>
     <w:p>
       <w:pPr>
@@ -2691,13 +5101,8 @@
         <w:lastRenderedPageBreak/>
         <w:t xml:space="preserve">Join country </w:t>
       </w:r>
-      <w:proofErr w:type="spellStart"/>
       <w:r>
-        <w:t>all.results</w:t>
-      </w:r>
-      <w:proofErr w:type="spellEnd"/>
-      <w:r>
-        <w:t xml:space="preserve"> (through 2040)</w:t>
+        <w:t>all.results (through 2040)</w:t>
       </w:r>
       <w:r>
         <w:t xml:space="preserve"> into global combined object </w:t>
@@ -2715,23 +5120,7 @@
         <w:t>SAVED</w:t>
       </w:r>
       <w:r>
-        <w:t xml:space="preserve"> in cached as </w:t>
-      </w:r>
-      <w:proofErr w:type="spellStart"/>
-      <w:r>
-        <w:t>combined.countries</w:t>
-      </w:r>
-      <w:proofErr w:type="spellEnd"/>
-      <w:r>
-        <w:t xml:space="preserve"> or </w:t>
-      </w:r>
-      <w:proofErr w:type="spellStart"/>
-      <w:r>
-        <w:t>combined.countries.income</w:t>
-      </w:r>
-      <w:proofErr w:type="spellEnd"/>
-      <w:r>
-        <w:t>, if using income breakdown</w:t>
+        <w:t xml:space="preserve"> in cached as combined.countries or combined.countries.income, if using income breakdown</w:t>
       </w:r>
     </w:p>
     <w:p>
@@ -2743,15 +5132,7 @@
         </w:numPr>
       </w:pPr>
       <w:r>
-        <w:t xml:space="preserve">Generate global </w:t>
-      </w:r>
-      <w:proofErr w:type="spellStart"/>
-      <w:r>
-        <w:t>simset</w:t>
-      </w:r>
-      <w:proofErr w:type="spellEnd"/>
-      <w:r>
-        <w:t xml:space="preserve"> from global combined object</w:t>
+        <w:t>Generate global simset from global combined object</w:t>
       </w:r>
       <w:r>
         <w:t xml:space="preserve"> </w:t>
@@ -2766,53 +5147,13 @@
         </w:numPr>
       </w:pPr>
       <w:r>
-        <w:t xml:space="preserve">Top lines of </w:t>
-      </w:r>
-      <w:proofErr w:type="spellStart"/>
-      <w:r>
-        <w:t>run_combining_countries</w:t>
-      </w:r>
-      <w:proofErr w:type="spellEnd"/>
-      <w:r>
-        <w:t xml:space="preserve"> – have to convert “</w:t>
-      </w:r>
-      <w:proofErr w:type="spellStart"/>
-      <w:r>
-        <w:t>combined.countries</w:t>
-      </w:r>
-      <w:proofErr w:type="spellEnd"/>
-      <w:r>
-        <w:t xml:space="preserve">” object into an actual </w:t>
-      </w:r>
-      <w:proofErr w:type="spellStart"/>
-      <w:r>
-        <w:t>simset</w:t>
-      </w:r>
-      <w:proofErr w:type="spellEnd"/>
-      <w:r>
-        <w:t xml:space="preserve"> by taking a dummy </w:t>
-      </w:r>
-      <w:proofErr w:type="spellStart"/>
-      <w:r>
-        <w:t>simset</w:t>
-      </w:r>
-      <w:proofErr w:type="spellEnd"/>
-      <w:r>
-        <w:t xml:space="preserve"> (Mozambique) and replacing it </w:t>
+        <w:t xml:space="preserve">Top lines of run_combining_countries – have to convert “combined.countries” object into an actual simset by taking a dummy simset (Mozambique) and replacing it </w:t>
       </w:r>
       <w:r>
         <w:t>w</w:t>
       </w:r>
       <w:r>
-        <w:t xml:space="preserve">ith the combined </w:t>
-      </w:r>
-      <w:proofErr w:type="spellStart"/>
-      <w:r>
-        <w:t>simset</w:t>
-      </w:r>
-      <w:proofErr w:type="spellEnd"/>
-      <w:r>
-        <w:t xml:space="preserve"> list </w:t>
+        <w:t xml:space="preserve">ith the combined simset list </w:t>
       </w:r>
     </w:p>
     <w:p>
@@ -2848,26 +5189,16 @@
       <w:r>
         <w:t xml:space="preserve"> in cached as </w:t>
       </w:r>
-      <w:proofErr w:type="spellStart"/>
       <w:r>
         <w:rPr>
           <w:b/>
           <w:bCs/>
         </w:rPr>
-        <w:t>simset_global</w:t>
-      </w:r>
-      <w:proofErr w:type="spellEnd"/>
-      <w:r>
-        <w:rPr>
-          <w:b/>
-          <w:bCs/>
-        </w:rPr>
-        <w:t>_</w:t>
+        <w:t>simset_global_</w:t>
       </w:r>
       <w:r>
         <w:t xml:space="preserve"> or </w:t>
       </w:r>
-      <w:proofErr w:type="spellStart"/>
       <w:r>
         <w:rPr>
           <w:b/>
@@ -2875,7 +5206,6 @@
         </w:rPr>
         <w:t>simset_global_income</w:t>
       </w:r>
-      <w:proofErr w:type="spellEnd"/>
     </w:p>
     <w:p>
       <w:pPr>
@@ -2886,15 +5216,7 @@
         </w:numPr>
       </w:pPr>
       <w:r>
-        <w:t xml:space="preserve">Generate all results from global </w:t>
-      </w:r>
-      <w:proofErr w:type="spellStart"/>
-      <w:r>
-        <w:t>simset</w:t>
-      </w:r>
-      <w:proofErr w:type="spellEnd"/>
-      <w:r>
-        <w:t xml:space="preserve"> </w:t>
+        <w:t xml:space="preserve">Generate all results from global simset </w:t>
       </w:r>
       <w:r>
         <w:t xml:space="preserve">and income simsets </w:t>
@@ -2918,7 +5240,6 @@
       <w:r>
         <w:t xml:space="preserve"> in cached as </w:t>
       </w:r>
-      <w:proofErr w:type="spellStart"/>
       <w:r>
         <w:rPr>
           <w:b/>
@@ -2926,11 +5247,9 @@
         </w:rPr>
         <w:t>all.results_global</w:t>
       </w:r>
-      <w:proofErr w:type="spellEnd"/>
       <w:r>
         <w:t xml:space="preserve"> or </w:t>
       </w:r>
-      <w:proofErr w:type="spellStart"/>
       <w:r>
         <w:rPr>
           <w:b/>
@@ -2952,7 +5271,6 @@
         </w:rPr>
         <w:t>income</w:t>
       </w:r>
-      <w:proofErr w:type="spellEnd"/>
     </w:p>
     <w:p>
       <w:pPr>

--- a/documentation/calibration_methods.docx
+++ b/documentation/calibration_methods.docx
@@ -256,7 +256,21 @@
                 <w:sz w:val="20"/>
                 <w:szCs w:val="20"/>
               </w:rPr>
-              <w:t xml:space="preserve">Final run of 100,000 at weight 1; across </w:t>
+              <w:t xml:space="preserve">Final run of </w:t>
+            </w:r>
+            <w:r>
+              <w:rPr>
+                <w:sz w:val="20"/>
+                <w:szCs w:val="20"/>
+              </w:rPr>
+              <w:t xml:space="preserve">[50k] </w:t>
+            </w:r>
+            <w:r>
+              <w:rPr>
+                <w:sz w:val="20"/>
+                <w:szCs w:val="20"/>
+              </w:rPr>
+              <w:t xml:space="preserve">100,000 at weight 1; across </w:t>
             </w:r>
             <w:r>
               <w:rPr>
@@ -301,6 +315,29 @@
                 <w:szCs w:val="20"/>
               </w:rPr>
               <w:t xml:space="preserve"> first? </w:t>
+            </w:r>
+          </w:p>
+          <w:p>
+            <w:pPr>
+              <w:rPr>
+                <w:sz w:val="20"/>
+                <w:szCs w:val="20"/>
+              </w:rPr>
+            </w:pPr>
+          </w:p>
+          <w:p>
+            <w:pPr>
+              <w:rPr>
+                <w:sz w:val="20"/>
+                <w:szCs w:val="20"/>
+              </w:rPr>
+            </w:pPr>
+            <w:r>
+              <w:rPr>
+                <w:sz w:val="20"/>
+                <w:szCs w:val="20"/>
+              </w:rPr>
+              <w:t xml:space="preserve">Prevalence weight at 1 </w:t>
             </w:r>
           </w:p>
         </w:tc>
@@ -483,7 +520,21 @@
                 <w:sz w:val="20"/>
                 <w:szCs w:val="20"/>
               </w:rPr>
-              <w:t xml:space="preserve">6/2 starting values (except for Nigeria and Zimbabwe) </w:t>
+              <w:t>6/2</w:t>
+            </w:r>
+            <w:r>
+              <w:rPr>
+                <w:sz w:val="20"/>
+                <w:szCs w:val="20"/>
+              </w:rPr>
+              <w:t>-3</w:t>
+            </w:r>
+            <w:r>
+              <w:rPr>
+                <w:sz w:val="20"/>
+                <w:szCs w:val="20"/>
+              </w:rPr>
+              <w:t xml:space="preserve"> starting values  </w:t>
             </w:r>
           </w:p>
         </w:tc>
@@ -619,6 +670,13 @@
                 <w:szCs w:val="20"/>
               </w:rPr>
             </w:pPr>
+            <w:r>
+              <w:rPr>
+                <w:sz w:val="20"/>
+                <w:szCs w:val="20"/>
+              </w:rPr>
+              <w:t>DONE 6/6</w:t>
+            </w:r>
           </w:p>
         </w:tc>
       </w:tr>
@@ -745,6 +803,13 @@
                 <w:szCs w:val="20"/>
               </w:rPr>
             </w:pPr>
+            <w:r>
+              <w:rPr>
+                <w:sz w:val="20"/>
+                <w:szCs w:val="20"/>
+              </w:rPr>
+              <w:t>DONE 6/7</w:t>
+            </w:r>
           </w:p>
         </w:tc>
       </w:tr>
@@ -857,6 +922,20 @@
                 <w:szCs w:val="20"/>
               </w:rPr>
             </w:pPr>
+            <w:r>
+              <w:rPr>
+                <w:sz w:val="20"/>
+                <w:szCs w:val="20"/>
+              </w:rPr>
+              <w:t>DONE 6/</w:t>
+            </w:r>
+            <w:r>
+              <w:rPr>
+                <w:sz w:val="20"/>
+                <w:szCs w:val="20"/>
+              </w:rPr>
+              <w:t>5</w:t>
+            </w:r>
           </w:p>
         </w:tc>
       </w:tr>
@@ -961,42 +1040,7 @@
                 <w:sz w:val="20"/>
                 <w:szCs w:val="20"/>
               </w:rPr>
-              <w:t>Running 5/29</w:t>
-            </w:r>
-            <w:r>
-              <w:rPr>
-                <w:sz w:val="20"/>
-                <w:szCs w:val="20"/>
-              </w:rPr>
-              <w:t>;</w:t>
-            </w:r>
-            <w:r>
-              <w:rPr>
-                <w:sz w:val="20"/>
-                <w:szCs w:val="20"/>
-              </w:rPr>
-              <w:t xml:space="preserve"> </w:t>
-            </w:r>
-            <w:r>
-              <w:rPr>
-                <w:sz w:val="20"/>
-                <w:szCs w:val="20"/>
-              </w:rPr>
-              <w:t xml:space="preserve">restarted around 59%; </w:t>
-            </w:r>
-            <w:r>
-              <w:rPr>
-                <w:sz w:val="20"/>
-                <w:szCs w:val="20"/>
-              </w:rPr>
-              <w:t>very</w:t>
-            </w:r>
-            <w:r>
-              <w:rPr>
-                <w:sz w:val="20"/>
-                <w:szCs w:val="20"/>
-              </w:rPr>
-              <w:t xml:space="preserve"> slow</w:t>
+              <w:t>DONE 6/3</w:t>
             </w:r>
           </w:p>
         </w:tc>
@@ -1011,6 +1055,13 @@
                 <w:szCs w:val="20"/>
               </w:rPr>
             </w:pPr>
+            <w:r>
+              <w:rPr>
+                <w:sz w:val="20"/>
+                <w:szCs w:val="20"/>
+              </w:rPr>
+              <w:t>DONE 6/9</w:t>
+            </w:r>
           </w:p>
         </w:tc>
       </w:tr>
@@ -1123,6 +1174,13 @@
                 <w:szCs w:val="20"/>
               </w:rPr>
             </w:pPr>
+            <w:r>
+              <w:rPr>
+                <w:sz w:val="20"/>
+                <w:szCs w:val="20"/>
+              </w:rPr>
+              <w:t>DONE 6/6</w:t>
+            </w:r>
           </w:p>
         </w:tc>
       </w:tr>
@@ -1235,6 +1293,13 @@
                 <w:szCs w:val="20"/>
               </w:rPr>
             </w:pPr>
+            <w:r>
+              <w:rPr>
+                <w:sz w:val="20"/>
+                <w:szCs w:val="20"/>
+              </w:rPr>
+              <w:t>DONE 6/6</w:t>
+            </w:r>
           </w:p>
         </w:tc>
       </w:tr>
@@ -1347,6 +1412,13 @@
                 <w:szCs w:val="20"/>
               </w:rPr>
             </w:pPr>
+            <w:r>
+              <w:rPr>
+                <w:sz w:val="20"/>
+                <w:szCs w:val="20"/>
+              </w:rPr>
+              <w:t>DONE 6/6</w:t>
+            </w:r>
           </w:p>
         </w:tc>
       </w:tr>
@@ -1464,7 +1536,14 @@
                 <w:sz w:val="20"/>
                 <w:szCs w:val="20"/>
               </w:rPr>
-              <w:t>Low acceptance rate</w:t>
+              <w:t>DONE 6/6</w:t>
+            </w:r>
+            <w:r>
+              <w:rPr>
+                <w:sz w:val="20"/>
+                <w:szCs w:val="20"/>
+              </w:rPr>
+              <w:t xml:space="preserve"> </w:t>
             </w:r>
           </w:p>
         </w:tc>
@@ -1556,21 +1635,14 @@
                 <w:sz w:val="20"/>
                 <w:szCs w:val="20"/>
               </w:rPr>
-              <w:t>Running 5/29</w:t>
-            </w:r>
-            <w:r>
-              <w:rPr>
-                <w:sz w:val="20"/>
-                <w:szCs w:val="20"/>
-              </w:rPr>
-              <w:t>; restarted around 53%</w:t>
-            </w:r>
-            <w:r>
-              <w:rPr>
-                <w:sz w:val="20"/>
-                <w:szCs w:val="20"/>
-              </w:rPr>
-              <w:t xml:space="preserve">; slow </w:t>
+              <w:t>DONE 6/3</w:t>
+            </w:r>
+            <w:r>
+              <w:rPr>
+                <w:sz w:val="20"/>
+                <w:szCs w:val="20"/>
+              </w:rPr>
+              <w:t xml:space="preserve"> </w:t>
             </w:r>
           </w:p>
         </w:tc>
@@ -1585,6 +1657,13 @@
                 <w:szCs w:val="20"/>
               </w:rPr>
             </w:pPr>
+            <w:r>
+              <w:rPr>
+                <w:sz w:val="20"/>
+                <w:szCs w:val="20"/>
+              </w:rPr>
+              <w:t>DONE 6/8</w:t>
+            </w:r>
           </w:p>
         </w:tc>
       </w:tr>
@@ -1697,6 +1776,13 @@
                 <w:szCs w:val="20"/>
               </w:rPr>
             </w:pPr>
+            <w:r>
+              <w:rPr>
+                <w:sz w:val="20"/>
+                <w:szCs w:val="20"/>
+              </w:rPr>
+              <w:t>DONE 6/5</w:t>
+            </w:r>
           </w:p>
         </w:tc>
       </w:tr>
@@ -1794,14 +1880,7 @@
                 <w:sz w:val="20"/>
                 <w:szCs w:val="20"/>
               </w:rPr>
-              <w:t>DONE 5/30</w:t>
-            </w:r>
-            <w:r>
-              <w:rPr>
-                <w:sz w:val="20"/>
-                <w:szCs w:val="20"/>
-              </w:rPr>
-              <w:t xml:space="preserve"> </w:t>
+              <w:t xml:space="preserve">DONE 5/30 </w:t>
             </w:r>
           </w:p>
         </w:tc>
@@ -1816,6 +1895,20 @@
                 <w:szCs w:val="20"/>
               </w:rPr>
             </w:pPr>
+            <w:r>
+              <w:rPr>
+                <w:sz w:val="20"/>
+                <w:szCs w:val="20"/>
+              </w:rPr>
+              <w:t>DONE 6/</w:t>
+            </w:r>
+            <w:r>
+              <w:rPr>
+                <w:sz w:val="20"/>
+                <w:szCs w:val="20"/>
+              </w:rPr>
+              <w:t>5</w:t>
+            </w:r>
           </w:p>
         </w:tc>
       </w:tr>
@@ -1879,14 +1972,7 @@
                 <w:sz w:val="20"/>
                 <w:szCs w:val="20"/>
               </w:rPr>
-              <w:t>DONE 5/28</w:t>
-            </w:r>
-            <w:r>
-              <w:rPr>
-                <w:sz w:val="20"/>
-                <w:szCs w:val="20"/>
-              </w:rPr>
-              <w:t xml:space="preserve"> </w:t>
+              <w:t xml:space="preserve">DONE 5/28 </w:t>
             </w:r>
           </w:p>
         </w:tc>
@@ -1921,6 +2007,20 @@
                 <w:szCs w:val="20"/>
               </w:rPr>
             </w:pPr>
+            <w:r>
+              <w:rPr>
+                <w:sz w:val="20"/>
+                <w:szCs w:val="20"/>
+              </w:rPr>
+              <w:t>DONE 6/</w:t>
+            </w:r>
+            <w:r>
+              <w:rPr>
+                <w:sz w:val="20"/>
+                <w:szCs w:val="20"/>
+              </w:rPr>
+              <w:t>5</w:t>
+            </w:r>
           </w:p>
         </w:tc>
       </w:tr>
@@ -2033,6 +2133,13 @@
                 <w:szCs w:val="20"/>
               </w:rPr>
             </w:pPr>
+            <w:r>
+              <w:rPr>
+                <w:sz w:val="20"/>
+                <w:szCs w:val="20"/>
+              </w:rPr>
+              <w:t>DONE 6/5</w:t>
+            </w:r>
           </w:p>
         </w:tc>
       </w:tr>
@@ -2145,6 +2252,13 @@
                 <w:szCs w:val="20"/>
               </w:rPr>
             </w:pPr>
+            <w:r>
+              <w:rPr>
+                <w:sz w:val="20"/>
+                <w:szCs w:val="20"/>
+              </w:rPr>
+              <w:t>DONE 6/5</w:t>
+            </w:r>
           </w:p>
         </w:tc>
       </w:tr>
@@ -2263,6 +2377,20 @@
                 <w:szCs w:val="20"/>
               </w:rPr>
               <w:t xml:space="preserve"> </w:t>
+            </w:r>
+            <w:r>
+              <w:rPr>
+                <w:sz w:val="20"/>
+                <w:szCs w:val="20"/>
+              </w:rPr>
+              <w:t>DONE 6/</w:t>
+            </w:r>
+            <w:r>
+              <w:rPr>
+                <w:sz w:val="20"/>
+                <w:szCs w:val="20"/>
+              </w:rPr>
+              <w:t>5</w:t>
             </w:r>
           </w:p>
         </w:tc>
@@ -4063,12 +4191,21 @@
                 <w:szCs w:val="20"/>
               </w:rPr>
             </w:pPr>
-            <w:r>
-              <w:rPr>
-                <w:sz w:val="20"/>
-                <w:szCs w:val="20"/>
-              </w:rPr>
-              <w:t xml:space="preserve">Y; </w:t>
+            <w:proofErr w:type="gramStart"/>
+            <w:r>
+              <w:rPr>
+                <w:sz w:val="20"/>
+                <w:szCs w:val="20"/>
+              </w:rPr>
+              <w:t>Y;</w:t>
+            </w:r>
+            <w:proofErr w:type="gramEnd"/>
+            <w:r>
+              <w:rPr>
+                <w:sz w:val="20"/>
+                <w:szCs w:val="20"/>
+              </w:rPr>
+              <w:t xml:space="preserve"> </w:t>
             </w:r>
             <w:r>
               <w:rPr>
@@ -4204,12 +4341,21 @@
                 <w:szCs w:val="20"/>
               </w:rPr>
             </w:pPr>
-            <w:r>
-              <w:rPr>
-                <w:sz w:val="20"/>
-                <w:szCs w:val="20"/>
-              </w:rPr>
-              <w:t xml:space="preserve">Y; </w:t>
+            <w:proofErr w:type="gramStart"/>
+            <w:r>
+              <w:rPr>
+                <w:sz w:val="20"/>
+                <w:szCs w:val="20"/>
+              </w:rPr>
+              <w:t>Y;</w:t>
+            </w:r>
+            <w:proofErr w:type="gramEnd"/>
+            <w:r>
+              <w:rPr>
+                <w:sz w:val="20"/>
+                <w:szCs w:val="20"/>
+              </w:rPr>
+              <w:t xml:space="preserve"> </w:t>
             </w:r>
             <w:r>
               <w:rPr>
@@ -4346,12 +4492,21 @@
                 <w:szCs w:val="20"/>
               </w:rPr>
             </w:pPr>
-            <w:r>
-              <w:rPr>
-                <w:sz w:val="20"/>
-                <w:szCs w:val="20"/>
-              </w:rPr>
-              <w:t xml:space="preserve">Y; </w:t>
+            <w:proofErr w:type="gramStart"/>
+            <w:r>
+              <w:rPr>
+                <w:sz w:val="20"/>
+                <w:szCs w:val="20"/>
+              </w:rPr>
+              <w:t>Y;</w:t>
+            </w:r>
+            <w:proofErr w:type="gramEnd"/>
+            <w:r>
+              <w:rPr>
+                <w:sz w:val="20"/>
+                <w:szCs w:val="20"/>
+              </w:rPr>
+              <w:t xml:space="preserve"> </w:t>
             </w:r>
             <w:r>
               <w:rPr>
@@ -4984,7 +5139,15 @@
         </w:numPr>
       </w:pPr>
       <w:r>
-        <w:t xml:space="preserve">Run 2 chains (generate all.results from 1 chain if both not ready yet) </w:t>
+        <w:t xml:space="preserve">Run 2 chains (generate </w:t>
+      </w:r>
+      <w:proofErr w:type="spellStart"/>
+      <w:r>
+        <w:t>all.results</w:t>
+      </w:r>
+      <w:proofErr w:type="spellEnd"/>
+      <w:r>
+        <w:t xml:space="preserve"> from 1 chain if both not ready yet) </w:t>
       </w:r>
     </w:p>
     <w:p>
@@ -5011,7 +5174,23 @@
         <w:t>SAVED</w:t>
       </w:r>
       <w:r>
-        <w:t xml:space="preserve"> in mcmc_runs/mcmc_files/merged</w:t>
+        <w:t xml:space="preserve"> in </w:t>
+      </w:r>
+      <w:proofErr w:type="spellStart"/>
+      <w:r>
+        <w:t>mcmc_runs</w:t>
+      </w:r>
+      <w:proofErr w:type="spellEnd"/>
+      <w:r>
+        <w:t>/</w:t>
+      </w:r>
+      <w:proofErr w:type="spellStart"/>
+      <w:r>
+        <w:t>mcmc_files</w:t>
+      </w:r>
+      <w:proofErr w:type="spellEnd"/>
+      <w:r>
+        <w:t>/merged</w:t>
       </w:r>
     </w:p>
     <w:p>
@@ -5023,7 +5202,15 @@
         </w:numPr>
       </w:pPr>
       <w:r>
-        <w:t>Pull simset from merged chain object</w:t>
+        <w:t xml:space="preserve">Pull </w:t>
+      </w:r>
+      <w:proofErr w:type="spellStart"/>
+      <w:r>
+        <w:t>simset</w:t>
+      </w:r>
+      <w:proofErr w:type="spellEnd"/>
+      <w:r>
+        <w:t xml:space="preserve"> from merged chain object</w:t>
       </w:r>
     </w:p>
     <w:p>
@@ -5038,7 +5225,15 @@
         <w:t xml:space="preserve">SAVED </w:t>
       </w:r>
       <w:r>
-        <w:t>in mcmc_runs as simset_X_chains12</w:t>
+        <w:t xml:space="preserve">in </w:t>
+      </w:r>
+      <w:proofErr w:type="spellStart"/>
+      <w:r>
+        <w:t>mcmc_runs</w:t>
+      </w:r>
+      <w:proofErr w:type="spellEnd"/>
+      <w:r>
+        <w:t xml:space="preserve"> as simset_X_chains12</w:t>
       </w:r>
       <w:r>
         <w:t xml:space="preserve"> (these are not run to 2040 though) </w:t>
@@ -5053,7 +5248,15 @@
         </w:numPr>
       </w:pPr>
       <w:r>
-        <w:t xml:space="preserve">Run simset to 2040 </w:t>
+        <w:t xml:space="preserve">Run </w:t>
+      </w:r>
+      <w:proofErr w:type="spellStart"/>
+      <w:r>
+        <w:t>simset</w:t>
+      </w:r>
+      <w:proofErr w:type="spellEnd"/>
+      <w:r>
+        <w:t xml:space="preserve"> to 2040 </w:t>
       </w:r>
     </w:p>
     <w:p>
@@ -5070,9 +5273,11 @@
       <w:r>
         <w:t xml:space="preserve">, 2040 </w:t>
       </w:r>
+      <w:proofErr w:type="spellStart"/>
       <w:r>
         <w:t>simset</w:t>
       </w:r>
+      <w:proofErr w:type="spellEnd"/>
     </w:p>
     <w:p>
       <w:pPr>
@@ -5086,8 +5291,13 @@
         <w:t>SAVED</w:t>
       </w:r>
       <w:r>
-        <w:t xml:space="preserve"> in cached as all.results_merged_X</w:t>
-      </w:r>
+        <w:t xml:space="preserve"> in cached as </w:t>
+      </w:r>
+      <w:proofErr w:type="spellStart"/>
+      <w:r>
+        <w:t>all.results_merged_X</w:t>
+      </w:r>
+      <w:proofErr w:type="spellEnd"/>
     </w:p>
     <w:p>
       <w:pPr>
@@ -5101,8 +5311,13 @@
         <w:lastRenderedPageBreak/>
         <w:t xml:space="preserve">Join country </w:t>
       </w:r>
-      <w:r>
-        <w:t>all.results (through 2040)</w:t>
+      <w:proofErr w:type="spellStart"/>
+      <w:r>
+        <w:t>all.results</w:t>
+      </w:r>
+      <w:proofErr w:type="spellEnd"/>
+      <w:r>
+        <w:t xml:space="preserve"> (through 2040)</w:t>
       </w:r>
       <w:r>
         <w:t xml:space="preserve"> into global combined object </w:t>
@@ -5120,7 +5335,23 @@
         <w:t>SAVED</w:t>
       </w:r>
       <w:r>
-        <w:t xml:space="preserve"> in cached as combined.countries or combined.countries.income, if using income breakdown</w:t>
+        <w:t xml:space="preserve"> in cached as </w:t>
+      </w:r>
+      <w:proofErr w:type="spellStart"/>
+      <w:r>
+        <w:t>combined.countries</w:t>
+      </w:r>
+      <w:proofErr w:type="spellEnd"/>
+      <w:r>
+        <w:t xml:space="preserve"> or </w:t>
+      </w:r>
+      <w:proofErr w:type="spellStart"/>
+      <w:r>
+        <w:t>combined.countries.income</w:t>
+      </w:r>
+      <w:proofErr w:type="spellEnd"/>
+      <w:r>
+        <w:t>, if using income breakdown</w:t>
       </w:r>
     </w:p>
     <w:p>
@@ -5132,7 +5363,15 @@
         </w:numPr>
       </w:pPr>
       <w:r>
-        <w:t>Generate global simset from global combined object</w:t>
+        <w:t xml:space="preserve">Generate global </w:t>
+      </w:r>
+      <w:proofErr w:type="spellStart"/>
+      <w:r>
+        <w:t>simset</w:t>
+      </w:r>
+      <w:proofErr w:type="spellEnd"/>
+      <w:r>
+        <w:t xml:space="preserve"> from global combined object</w:t>
       </w:r>
       <w:r>
         <w:t xml:space="preserve"> </w:t>
@@ -5147,13 +5386,53 @@
         </w:numPr>
       </w:pPr>
       <w:r>
-        <w:t xml:space="preserve">Top lines of run_combining_countries – have to convert “combined.countries” object into an actual simset by taking a dummy simset (Mozambique) and replacing it </w:t>
+        <w:t xml:space="preserve">Top lines of </w:t>
+      </w:r>
+      <w:proofErr w:type="spellStart"/>
+      <w:r>
+        <w:t>run_combining_countries</w:t>
+      </w:r>
+      <w:proofErr w:type="spellEnd"/>
+      <w:r>
+        <w:t xml:space="preserve"> – have to convert “</w:t>
+      </w:r>
+      <w:proofErr w:type="spellStart"/>
+      <w:r>
+        <w:t>combined.countries</w:t>
+      </w:r>
+      <w:proofErr w:type="spellEnd"/>
+      <w:r>
+        <w:t xml:space="preserve">” object into an actual </w:t>
+      </w:r>
+      <w:proofErr w:type="spellStart"/>
+      <w:r>
+        <w:t>simset</w:t>
+      </w:r>
+      <w:proofErr w:type="spellEnd"/>
+      <w:r>
+        <w:t xml:space="preserve"> by taking a dummy </w:t>
+      </w:r>
+      <w:proofErr w:type="spellStart"/>
+      <w:r>
+        <w:t>simset</w:t>
+      </w:r>
+      <w:proofErr w:type="spellEnd"/>
+      <w:r>
+        <w:t xml:space="preserve"> (Mozambique) and replacing it </w:t>
       </w:r>
       <w:r>
         <w:t>w</w:t>
       </w:r>
       <w:r>
-        <w:t xml:space="preserve">ith the combined simset list </w:t>
+        <w:t xml:space="preserve">ith the combined </w:t>
+      </w:r>
+      <w:proofErr w:type="spellStart"/>
+      <w:r>
+        <w:t>simset</w:t>
+      </w:r>
+      <w:proofErr w:type="spellEnd"/>
+      <w:r>
+        <w:t xml:space="preserve"> list </w:t>
       </w:r>
     </w:p>
     <w:p>
@@ -5189,16 +5468,26 @@
       <w:r>
         <w:t xml:space="preserve"> in cached as </w:t>
       </w:r>
+      <w:proofErr w:type="spellStart"/>
       <w:r>
         <w:rPr>
           <w:b/>
           <w:bCs/>
         </w:rPr>
-        <w:t>simset_global_</w:t>
+        <w:t>simset_global</w:t>
+      </w:r>
+      <w:proofErr w:type="spellEnd"/>
+      <w:r>
+        <w:rPr>
+          <w:b/>
+          <w:bCs/>
+        </w:rPr>
+        <w:t>_</w:t>
       </w:r>
       <w:r>
         <w:t xml:space="preserve"> or </w:t>
       </w:r>
+      <w:proofErr w:type="spellStart"/>
       <w:r>
         <w:rPr>
           <w:b/>
@@ -5206,6 +5495,7 @@
         </w:rPr>
         <w:t>simset_global_income</w:t>
       </w:r>
+      <w:proofErr w:type="spellEnd"/>
     </w:p>
     <w:p>
       <w:pPr>
@@ -5216,7 +5506,15 @@
         </w:numPr>
       </w:pPr>
       <w:r>
-        <w:t xml:space="preserve">Generate all results from global simset </w:t>
+        <w:t xml:space="preserve">Generate all results from global </w:t>
+      </w:r>
+      <w:proofErr w:type="spellStart"/>
+      <w:r>
+        <w:t>simset</w:t>
+      </w:r>
+      <w:proofErr w:type="spellEnd"/>
+      <w:r>
+        <w:t xml:space="preserve"> </w:t>
       </w:r>
       <w:r>
         <w:t xml:space="preserve">and income simsets </w:t>
@@ -5240,6 +5538,7 @@
       <w:r>
         <w:t xml:space="preserve"> in cached as </w:t>
       </w:r>
+      <w:proofErr w:type="spellStart"/>
       <w:r>
         <w:rPr>
           <w:b/>
@@ -5247,9 +5546,11 @@
         </w:rPr>
         <w:t>all.results_global</w:t>
       </w:r>
+      <w:proofErr w:type="spellEnd"/>
       <w:r>
         <w:t xml:space="preserve"> or </w:t>
       </w:r>
+      <w:proofErr w:type="spellStart"/>
       <w:r>
         <w:rPr>
           <w:b/>
@@ -5271,6 +5572,7 @@
         </w:rPr>
         <w:t>income</w:t>
       </w:r>
+      <w:proofErr w:type="spellEnd"/>
     </w:p>
     <w:p>
       <w:pPr>

--- a/documentation/calibration_methods.docx
+++ b/documentation/calibration_methods.docx
@@ -927,14 +927,7 @@
                 <w:sz w:val="20"/>
                 <w:szCs w:val="20"/>
               </w:rPr>
-              <w:t>DONE 6/</w:t>
-            </w:r>
-            <w:r>
-              <w:rPr>
-                <w:sz w:val="20"/>
-                <w:szCs w:val="20"/>
-              </w:rPr>
-              <w:t>5</w:t>
+              <w:t>DONE 6/5</w:t>
             </w:r>
           </w:p>
         </w:tc>
@@ -979,14 +972,7 @@
                 <w:sz w:val="20"/>
                 <w:szCs w:val="20"/>
               </w:rPr>
-              <w:t>Nigeria</w:t>
-            </w:r>
-            <w:r>
-              <w:rPr>
-                <w:sz w:val="20"/>
-                <w:szCs w:val="20"/>
-              </w:rPr>
-              <w:t xml:space="preserve"> </w:t>
+              <w:t xml:space="preserve">Nigeria </w:t>
             </w:r>
           </w:p>
         </w:tc>
@@ -1343,14 +1329,7 @@
                 <w:sz w:val="20"/>
                 <w:szCs w:val="20"/>
               </w:rPr>
-              <w:t>Uganda</w:t>
-            </w:r>
-            <w:r>
-              <w:rPr>
-                <w:sz w:val="20"/>
-                <w:szCs w:val="20"/>
-              </w:rPr>
-              <w:t xml:space="preserve"> </w:t>
+              <w:t xml:space="preserve">Uganda </w:t>
             </w:r>
           </w:p>
         </w:tc>
@@ -1900,14 +1879,7 @@
                 <w:sz w:val="20"/>
                 <w:szCs w:val="20"/>
               </w:rPr>
-              <w:t>DONE 6/</w:t>
-            </w:r>
-            <w:r>
-              <w:rPr>
-                <w:sz w:val="20"/>
-                <w:szCs w:val="20"/>
-              </w:rPr>
-              <w:t>5</w:t>
+              <w:t>DONE 6/5</w:t>
             </w:r>
           </w:p>
         </w:tc>
@@ -2012,14 +1984,7 @@
                 <w:sz w:val="20"/>
                 <w:szCs w:val="20"/>
               </w:rPr>
-              <w:t>DONE 6/</w:t>
-            </w:r>
-            <w:r>
-              <w:rPr>
-                <w:sz w:val="20"/>
-                <w:szCs w:val="20"/>
-              </w:rPr>
-              <w:t>5</w:t>
+              <w:t>DONE 6/5</w:t>
             </w:r>
           </w:p>
         </w:tc>
@@ -2383,14 +2348,7 @@
                 <w:sz w:val="20"/>
                 <w:szCs w:val="20"/>
               </w:rPr>
-              <w:t>DONE 6/</w:t>
-            </w:r>
-            <w:r>
-              <w:rPr>
-                <w:sz w:val="20"/>
-                <w:szCs w:val="20"/>
-              </w:rPr>
-              <w:t>5</w:t>
+              <w:t>DONE 6/5</w:t>
             </w:r>
           </w:p>
         </w:tc>
@@ -3039,7 +2997,21 @@
                 <w:sz w:val="20"/>
                 <w:szCs w:val="20"/>
               </w:rPr>
-              <w:t>Params saved as 8/11-13 starving values for next step</w:t>
+              <w:t>Params saved as 8/11-13 star</w:t>
+            </w:r>
+            <w:r>
+              <w:rPr>
+                <w:sz w:val="20"/>
+                <w:szCs w:val="20"/>
+              </w:rPr>
+              <w:t>t</w:t>
+            </w:r>
+            <w:r>
+              <w:rPr>
+                <w:sz w:val="20"/>
+                <w:szCs w:val="20"/>
+              </w:rPr>
+              <w:t>ing values for next step</w:t>
             </w:r>
           </w:p>
         </w:tc>
@@ -4191,21 +4163,12 @@
                 <w:szCs w:val="20"/>
               </w:rPr>
             </w:pPr>
-            <w:proofErr w:type="gramStart"/>
-            <w:r>
-              <w:rPr>
-                <w:sz w:val="20"/>
-                <w:szCs w:val="20"/>
-              </w:rPr>
-              <w:t>Y;</w:t>
-            </w:r>
-            <w:proofErr w:type="gramEnd"/>
-            <w:r>
-              <w:rPr>
-                <w:sz w:val="20"/>
-                <w:szCs w:val="20"/>
-              </w:rPr>
-              <w:t xml:space="preserve"> </w:t>
+            <w:r>
+              <w:rPr>
+                <w:sz w:val="20"/>
+                <w:szCs w:val="20"/>
+              </w:rPr>
+              <w:t xml:space="preserve">Y; </w:t>
             </w:r>
             <w:r>
               <w:rPr>
@@ -4341,21 +4304,12 @@
                 <w:szCs w:val="20"/>
               </w:rPr>
             </w:pPr>
-            <w:proofErr w:type="gramStart"/>
-            <w:r>
-              <w:rPr>
-                <w:sz w:val="20"/>
-                <w:szCs w:val="20"/>
-              </w:rPr>
-              <w:t>Y;</w:t>
-            </w:r>
-            <w:proofErr w:type="gramEnd"/>
-            <w:r>
-              <w:rPr>
-                <w:sz w:val="20"/>
-                <w:szCs w:val="20"/>
-              </w:rPr>
-              <w:t xml:space="preserve"> </w:t>
+            <w:r>
+              <w:rPr>
+                <w:sz w:val="20"/>
+                <w:szCs w:val="20"/>
+              </w:rPr>
+              <w:t xml:space="preserve">Y; </w:t>
             </w:r>
             <w:r>
               <w:rPr>
@@ -4492,21 +4446,12 @@
                 <w:szCs w:val="20"/>
               </w:rPr>
             </w:pPr>
-            <w:proofErr w:type="gramStart"/>
-            <w:r>
-              <w:rPr>
-                <w:sz w:val="20"/>
-                <w:szCs w:val="20"/>
-              </w:rPr>
-              <w:t>Y;</w:t>
-            </w:r>
-            <w:proofErr w:type="gramEnd"/>
-            <w:r>
-              <w:rPr>
-                <w:sz w:val="20"/>
-                <w:szCs w:val="20"/>
-              </w:rPr>
-              <w:t xml:space="preserve"> </w:t>
+            <w:r>
+              <w:rPr>
+                <w:sz w:val="20"/>
+                <w:szCs w:val="20"/>
+              </w:rPr>
+              <w:t xml:space="preserve">Y; </w:t>
             </w:r>
             <w:r>
               <w:rPr>
@@ -5139,15 +5084,7 @@
         </w:numPr>
       </w:pPr>
       <w:r>
-        <w:t xml:space="preserve">Run 2 chains (generate </w:t>
-      </w:r>
-      <w:proofErr w:type="spellStart"/>
-      <w:r>
-        <w:t>all.results</w:t>
-      </w:r>
-      <w:proofErr w:type="spellEnd"/>
-      <w:r>
-        <w:t xml:space="preserve"> from 1 chain if both not ready yet) </w:t>
+        <w:t xml:space="preserve">Run 2 chains (generate all.results from 1 chain if both not ready yet) </w:t>
       </w:r>
     </w:p>
     <w:p>
@@ -5174,23 +5111,7 @@
         <w:t>SAVED</w:t>
       </w:r>
       <w:r>
-        <w:t xml:space="preserve"> in </w:t>
-      </w:r>
-      <w:proofErr w:type="spellStart"/>
-      <w:r>
-        <w:t>mcmc_runs</w:t>
-      </w:r>
-      <w:proofErr w:type="spellEnd"/>
-      <w:r>
-        <w:t>/</w:t>
-      </w:r>
-      <w:proofErr w:type="spellStart"/>
-      <w:r>
-        <w:t>mcmc_files</w:t>
-      </w:r>
-      <w:proofErr w:type="spellEnd"/>
-      <w:r>
-        <w:t>/merged</w:t>
+        <w:t xml:space="preserve"> in mcmc_runs/mcmc_files/merged</w:t>
       </w:r>
     </w:p>
     <w:p>
@@ -5202,15 +5123,7 @@
         </w:numPr>
       </w:pPr>
       <w:r>
-        <w:t xml:space="preserve">Pull </w:t>
-      </w:r>
-      <w:proofErr w:type="spellStart"/>
-      <w:r>
-        <w:t>simset</w:t>
-      </w:r>
-      <w:proofErr w:type="spellEnd"/>
-      <w:r>
-        <w:t xml:space="preserve"> from merged chain object</w:t>
+        <w:t>Pull simset from merged chain object</w:t>
       </w:r>
     </w:p>
     <w:p>
@@ -5225,15 +5138,7 @@
         <w:t xml:space="preserve">SAVED </w:t>
       </w:r>
       <w:r>
-        <w:t xml:space="preserve">in </w:t>
-      </w:r>
-      <w:proofErr w:type="spellStart"/>
-      <w:r>
-        <w:t>mcmc_runs</w:t>
-      </w:r>
-      <w:proofErr w:type="spellEnd"/>
-      <w:r>
-        <w:t xml:space="preserve"> as simset_X_chains12</w:t>
+        <w:t>in mcmc_runs as simset_X_chains12</w:t>
       </w:r>
       <w:r>
         <w:t xml:space="preserve"> (these are not run to 2040 though) </w:t>
@@ -5248,15 +5153,7 @@
         </w:numPr>
       </w:pPr>
       <w:r>
-        <w:t xml:space="preserve">Run </w:t>
-      </w:r>
-      <w:proofErr w:type="spellStart"/>
-      <w:r>
-        <w:t>simset</w:t>
-      </w:r>
-      <w:proofErr w:type="spellEnd"/>
-      <w:r>
-        <w:t xml:space="preserve"> to 2040 </w:t>
+        <w:t xml:space="preserve">Run simset to 2040 </w:t>
       </w:r>
     </w:p>
     <w:p>
@@ -5273,11 +5170,9 @@
       <w:r>
         <w:t xml:space="preserve">, 2040 </w:t>
       </w:r>
-      <w:proofErr w:type="spellStart"/>
       <w:r>
         <w:t>simset</w:t>
       </w:r>
-      <w:proofErr w:type="spellEnd"/>
     </w:p>
     <w:p>
       <w:pPr>
@@ -5291,13 +5186,8 @@
         <w:t>SAVED</w:t>
       </w:r>
       <w:r>
-        <w:t xml:space="preserve"> in cached as </w:t>
+        <w:t xml:space="preserve"> in cached as all.results_merged_X</w:t>
       </w:r>
-      <w:proofErr w:type="spellStart"/>
-      <w:r>
-        <w:t>all.results_merged_X</w:t>
-      </w:r>
-      <w:proofErr w:type="spellEnd"/>
     </w:p>
     <w:p>
       <w:pPr>
@@ -5311,13 +5201,8 @@
         <w:lastRenderedPageBreak/>
         <w:t xml:space="preserve">Join country </w:t>
       </w:r>
-      <w:proofErr w:type="spellStart"/>
       <w:r>
-        <w:t>all.results</w:t>
-      </w:r>
-      <w:proofErr w:type="spellEnd"/>
-      <w:r>
-        <w:t xml:space="preserve"> (through 2040)</w:t>
+        <w:t>all.results (through 2040)</w:t>
       </w:r>
       <w:r>
         <w:t xml:space="preserve"> into global combined object </w:t>
@@ -5335,23 +5220,7 @@
         <w:t>SAVED</w:t>
       </w:r>
       <w:r>
-        <w:t xml:space="preserve"> in cached as </w:t>
-      </w:r>
-      <w:proofErr w:type="spellStart"/>
-      <w:r>
-        <w:t>combined.countries</w:t>
-      </w:r>
-      <w:proofErr w:type="spellEnd"/>
-      <w:r>
-        <w:t xml:space="preserve"> or </w:t>
-      </w:r>
-      <w:proofErr w:type="spellStart"/>
-      <w:r>
-        <w:t>combined.countries.income</w:t>
-      </w:r>
-      <w:proofErr w:type="spellEnd"/>
-      <w:r>
-        <w:t>, if using income breakdown</w:t>
+        <w:t xml:space="preserve"> in cached as combined.countries or combined.countries.income, if using income breakdown</w:t>
       </w:r>
     </w:p>
     <w:p>
@@ -5363,15 +5232,7 @@
         </w:numPr>
       </w:pPr>
       <w:r>
-        <w:t xml:space="preserve">Generate global </w:t>
-      </w:r>
-      <w:proofErr w:type="spellStart"/>
-      <w:r>
-        <w:t>simset</w:t>
-      </w:r>
-      <w:proofErr w:type="spellEnd"/>
-      <w:r>
-        <w:t xml:space="preserve"> from global combined object</w:t>
+        <w:t>Generate global simset from global combined object</w:t>
       </w:r>
       <w:r>
         <w:t xml:space="preserve"> </w:t>
@@ -5386,53 +5247,13 @@
         </w:numPr>
       </w:pPr>
       <w:r>
-        <w:t xml:space="preserve">Top lines of </w:t>
-      </w:r>
-      <w:proofErr w:type="spellStart"/>
-      <w:r>
-        <w:t>run_combining_countries</w:t>
-      </w:r>
-      <w:proofErr w:type="spellEnd"/>
-      <w:r>
-        <w:t xml:space="preserve"> – have to convert “</w:t>
-      </w:r>
-      <w:proofErr w:type="spellStart"/>
-      <w:r>
-        <w:t>combined.countries</w:t>
-      </w:r>
-      <w:proofErr w:type="spellEnd"/>
-      <w:r>
-        <w:t xml:space="preserve">” object into an actual </w:t>
-      </w:r>
-      <w:proofErr w:type="spellStart"/>
-      <w:r>
-        <w:t>simset</w:t>
-      </w:r>
-      <w:proofErr w:type="spellEnd"/>
-      <w:r>
-        <w:t xml:space="preserve"> by taking a dummy </w:t>
-      </w:r>
-      <w:proofErr w:type="spellStart"/>
-      <w:r>
-        <w:t>simset</w:t>
-      </w:r>
-      <w:proofErr w:type="spellEnd"/>
-      <w:r>
-        <w:t xml:space="preserve"> (Mozambique) and replacing it </w:t>
+        <w:t xml:space="preserve">Top lines of run_combining_countries – have to convert “combined.countries” object into an actual simset by taking a dummy simset (Mozambique) and replacing it </w:t>
       </w:r>
       <w:r>
         <w:t>w</w:t>
       </w:r>
       <w:r>
-        <w:t xml:space="preserve">ith the combined </w:t>
-      </w:r>
-      <w:proofErr w:type="spellStart"/>
-      <w:r>
-        <w:t>simset</w:t>
-      </w:r>
-      <w:proofErr w:type="spellEnd"/>
-      <w:r>
-        <w:t xml:space="preserve"> list </w:t>
+        <w:t xml:space="preserve">ith the combined simset list </w:t>
       </w:r>
     </w:p>
     <w:p>
@@ -5468,26 +5289,16 @@
       <w:r>
         <w:t xml:space="preserve"> in cached as </w:t>
       </w:r>
-      <w:proofErr w:type="spellStart"/>
       <w:r>
         <w:rPr>
           <w:b/>
           <w:bCs/>
         </w:rPr>
-        <w:t>simset_global</w:t>
-      </w:r>
-      <w:proofErr w:type="spellEnd"/>
-      <w:r>
-        <w:rPr>
-          <w:b/>
-          <w:bCs/>
-        </w:rPr>
-        <w:t>_</w:t>
+        <w:t>simset_global_</w:t>
       </w:r>
       <w:r>
         <w:t xml:space="preserve"> or </w:t>
       </w:r>
-      <w:proofErr w:type="spellStart"/>
       <w:r>
         <w:rPr>
           <w:b/>
@@ -5495,7 +5306,6 @@
         </w:rPr>
         <w:t>simset_global_income</w:t>
       </w:r>
-      <w:proofErr w:type="spellEnd"/>
     </w:p>
     <w:p>
       <w:pPr>
@@ -5506,15 +5316,7 @@
         </w:numPr>
       </w:pPr>
       <w:r>
-        <w:t xml:space="preserve">Generate all results from global </w:t>
-      </w:r>
-      <w:proofErr w:type="spellStart"/>
-      <w:r>
-        <w:t>simset</w:t>
-      </w:r>
-      <w:proofErr w:type="spellEnd"/>
-      <w:r>
-        <w:t xml:space="preserve"> </w:t>
+        <w:t xml:space="preserve">Generate all results from global simset </w:t>
       </w:r>
       <w:r>
         <w:t xml:space="preserve">and income simsets </w:t>
@@ -5538,7 +5340,6 @@
       <w:r>
         <w:t xml:space="preserve"> in cached as </w:t>
       </w:r>
-      <w:proofErr w:type="spellStart"/>
       <w:r>
         <w:rPr>
           <w:b/>
@@ -5546,11 +5347,9 @@
         </w:rPr>
         <w:t>all.results_global</w:t>
       </w:r>
-      <w:proofErr w:type="spellEnd"/>
       <w:r>
         <w:t xml:space="preserve"> or </w:t>
       </w:r>
-      <w:proofErr w:type="spellStart"/>
       <w:r>
         <w:rPr>
           <w:b/>
@@ -5572,7 +5371,6 @@
         </w:rPr>
         <w:t>income</w:t>
       </w:r>
-      <w:proofErr w:type="spellEnd"/>
     </w:p>
     <w:p>
       <w:pPr>
